--- a/publication_study/output/documents/GATHER_checklist.docx
+++ b/publication_study/output/documents/GATHER_checklist.docx
@@ -54,7 +54,7 @@
         </w:rPr>
         <w:t>PROVISIONAL ANALYTICAL DRAFT - NOT FOR SUBMISSION</w:t>
         <w:br/>
-        <w:t>Official GBD 2023 population and official NCI Joinpoint outputs remain external submission gates.</w:t>
+        <w:t>The reconstructed population proxy must be replaced by the matching official GBD 2023 population export. Trend estimates are descriptive analyses of annual GBD posterior means.</w:t>
       </w:r>
     </w:p>
     <w:tbl>
@@ -465,7 +465,7 @@
               <w:rPr>
                 <w:sz w:val="17"/>
               </w:rPr>
-              <w:t>Complete</w:t>
+              <w:t>Partial: burden retrieval date and repository link pending</w:t>
             </w:r>
           </w:p>
         </w:tc>
@@ -562,7 +562,7 @@
               <w:rPr>
                 <w:sz w:val="17"/>
               </w:rPr>
-              <w:t>Complete</w:t>
+              <w:t>Partial until official population is supplied</w:t>
             </w:r>
           </w:p>
         </w:tc>
@@ -756,7 +756,7 @@
               <w:rPr>
                 <w:sz w:val="17"/>
               </w:rPr>
-              <w:t>Complete</w:t>
+              <w:t>Partial: source retrieval metadata incomplete</w:t>
             </w:r>
           </w:p>
         </w:tc>
@@ -853,7 +853,7 @@
               <w:rPr>
                 <w:sz w:val="17"/>
               </w:rPr>
-              <w:t>Complete subject to IHME terms</w:t>
+              <w:t>Partial subject to IHME terms and repository deposit</w:t>
             </w:r>
           </w:p>
         </w:tc>
@@ -1241,7 +1241,7 @@
               <w:rPr>
                 <w:sz w:val="17"/>
               </w:rPr>
-              <w:t>Complete with limitation</w:t>
+              <w:t>Partial: posterior draws unavailable; derived outputs are point estimates</w:t>
             </w:r>
           </w:p>
         </w:tc>
@@ -1629,7 +1629,7 @@
               <w:rPr>
                 <w:sz w:val="17"/>
               </w:rPr>
-              <w:t>Complete for native estimates</w:t>
+              <w:t>Partial: complete for native estimates only</w:t>
             </w:r>
           </w:p>
         </w:tc>
@@ -1929,7 +1929,7 @@
     <w:p/>
     <w:p>
       <w:r>
-        <w:t>Checklist completion does not override the two external submission gates identified in build_metadata.json.</w:t>
+        <w:t>Checklist status does not override the requirement to replace the reconstructed population proxy with the matching official GBD 2023 population export before submission.</w:t>
       </w:r>
     </w:p>
     <w:sectPr>

--- a/publication_study/output/documents/GATHER_checklist.docx
+++ b/publication_study/output/documents/GATHER_checklist.docx
@@ -8,10 +8,10 @@
       </w:pPr>
       <w:r>
         <w:rPr>
-          <w:rFonts w:ascii="Arial" w:hAnsi="Arial"/>
+          <w:rFonts w:ascii="Calibri" w:hAnsi="Calibri" w:eastAsia="Calibri"/>
           <w:b/>
-          <w:color w:val="1F4E78"/>
-          <w:sz w:val="40"/>
+          <w:color w:val="1F4D78"/>
+          <w:sz w:val="36"/>
         </w:rPr>
         <w:t>GATHER reporting checklist</w:t>
       </w:r>
@@ -22,6 +22,7 @@
       </w:pPr>
       <w:r>
         <w:rPr>
+          <w:rFonts w:ascii="Calibri" w:hAnsi="Calibri" w:eastAsia="Calibri"/>
           <w:i/>
           <w:color w:val="666666"/>
           <w:sz w:val="22"/>
@@ -35,40 +36,28 @@
       </w:pPr>
       <w:r>
         <w:rPr>
+          <w:rFonts w:ascii="Calibri" w:hAnsi="Calibri" w:eastAsia="Calibri"/>
           <w:b/>
+          <w:color w:val="666666"/>
+          <w:sz w:val="22"/>
         </w:rPr>
         <w:t>Blinded manuscript</w:t>
-      </w:r>
-    </w:p>
-    <w:p>
-      <w:pPr>
-        <w:spacing w:before="80" w:after="200"/>
-        <w:ind w:left="72" w:right="72"/>
-        <w:jc w:val="center"/>
-        <w:shd w:fill="FCE4D6"/>
-      </w:pPr>
-      <w:r>
-        <w:rPr>
-          <w:b/>
-          <w:color w:val="9C5700"/>
-        </w:rPr>
-        <w:t>PROVISIONAL ANALYTICAL DRAFT - NOT FOR SUBMISSION</w:t>
-        <w:br/>
-        <w:t>The reconstructed population proxy must be replaced by the matching official GBD 2023 population export. Trend estimates are descriptive analyses of annual GBD posterior means.</w:t>
       </w:r>
     </w:p>
     <w:tbl>
       <w:tblPr>
         <w:tblStyle w:val="TableGrid"/>
-        <w:tblW w:type="auto" w:w="0"/>
-        <w:jc w:val="center"/>
+        <w:tblW w:type="dxa" w:w="9360"/>
+        <w:jc w:val="left"/>
         <w:tblLook w:firstColumn="1" w:firstRow="1" w:lastColumn="0" w:lastRow="0" w:noHBand="0" w:noVBand="1" w:val="04A0"/>
+        <w:tblInd w:w="120" w:type="dxa"/>
+        <w:tblLayout w:type="fixed"/>
       </w:tblPr>
       <w:tblGrid>
-        <w:gridCol w:w="2484"/>
-        <w:gridCol w:w="2484"/>
-        <w:gridCol w:w="2484"/>
-        <w:gridCol w:w="2484"/>
+        <w:gridCol w:w="1396"/>
+        <w:gridCol w:w="2654"/>
+        <w:gridCol w:w="2654"/>
+        <w:gridCol w:w="2656"/>
       </w:tblGrid>
       <w:tr>
         <w:trPr>
@@ -76,13 +65,13 @@
         </w:trPr>
         <w:tc>
           <w:tcPr>
-            <w:tcW w:type="dxa" w:w="2484"/>
-            <w:shd w:fill="1F4E78"/>
+            <w:tcW w:type="dxa" w:w="1396"/>
+            <w:shd w:fill="F2F4F7"/>
             <w:tcMar>
               <w:top w:w="80" w:type="dxa"/>
-              <w:start w:w="90" w:type="dxa"/>
+              <w:start w:w="120" w:type="dxa"/>
               <w:bottom w:w="80" w:type="dxa"/>
-              <w:end w:w="90" w:type="dxa"/>
+              <w:end w:w="120" w:type="dxa"/>
             </w:tcMar>
             <w:vAlign w:val="center"/>
           </w:tcPr>
@@ -92,8 +81,9 @@
             </w:pPr>
             <w:r>
               <w:rPr>
+                <w:rFonts w:ascii="Calibri" w:hAnsi="Calibri" w:eastAsia="Calibri"/>
                 <w:b/>
-                <w:color w:val="FFFFFF"/>
+                <w:color w:val="1F4D78"/>
                 <w:sz w:val="17"/>
               </w:rPr>
               <w:t>Item</w:t>
@@ -102,13 +92,13 @@
         </w:tc>
         <w:tc>
           <w:tcPr>
-            <w:tcW w:type="dxa" w:w="2484"/>
-            <w:shd w:fill="1F4E78"/>
+            <w:tcW w:type="dxa" w:w="2654"/>
+            <w:shd w:fill="F2F4F7"/>
             <w:tcMar>
               <w:top w:w="80" w:type="dxa"/>
-              <w:start w:w="90" w:type="dxa"/>
+              <w:start w:w="120" w:type="dxa"/>
               <w:bottom w:w="80" w:type="dxa"/>
-              <w:end w:w="90" w:type="dxa"/>
+              <w:end w:w="120" w:type="dxa"/>
             </w:tcMar>
             <w:vAlign w:val="center"/>
           </w:tcPr>
@@ -118,8 +108,9 @@
             </w:pPr>
             <w:r>
               <w:rPr>
+                <w:rFonts w:ascii="Calibri" w:hAnsi="Calibri" w:eastAsia="Calibri"/>
                 <w:b/>
-                <w:color w:val="FFFFFF"/>
+                <w:color w:val="1F4D78"/>
                 <w:sz w:val="17"/>
               </w:rPr>
               <w:t>Requirement</w:t>
@@ -128,13 +119,13 @@
         </w:tc>
         <w:tc>
           <w:tcPr>
-            <w:tcW w:type="dxa" w:w="2484"/>
-            <w:shd w:fill="1F4E78"/>
+            <w:tcW w:type="dxa" w:w="2654"/>
+            <w:shd w:fill="F2F4F7"/>
             <w:tcMar>
               <w:top w:w="80" w:type="dxa"/>
-              <w:start w:w="90" w:type="dxa"/>
+              <w:start w:w="120" w:type="dxa"/>
               <w:bottom w:w="80" w:type="dxa"/>
-              <w:end w:w="90" w:type="dxa"/>
+              <w:end w:w="120" w:type="dxa"/>
             </w:tcMar>
             <w:vAlign w:val="center"/>
           </w:tcPr>
@@ -144,8 +135,9 @@
             </w:pPr>
             <w:r>
               <w:rPr>
+                <w:rFonts w:ascii="Calibri" w:hAnsi="Calibri" w:eastAsia="Calibri"/>
                 <w:b/>
-                <w:color w:val="FFFFFF"/>
+                <w:color w:val="1F4D78"/>
                 <w:sz w:val="17"/>
               </w:rPr>
               <w:t>Manuscript location</w:t>
@@ -154,13 +146,13 @@
         </w:tc>
         <w:tc>
           <w:tcPr>
-            <w:tcW w:type="dxa" w:w="2484"/>
-            <w:shd w:fill="1F4E78"/>
+            <w:tcW w:type="dxa" w:w="2656"/>
+            <w:shd w:fill="F2F4F7"/>
             <w:tcMar>
               <w:top w:w="80" w:type="dxa"/>
-              <w:start w:w="90" w:type="dxa"/>
+              <w:start w:w="120" w:type="dxa"/>
               <w:bottom w:w="80" w:type="dxa"/>
-              <w:end w:w="90" w:type="dxa"/>
+              <w:end w:w="120" w:type="dxa"/>
             </w:tcMar>
             <w:vAlign w:val="center"/>
           </w:tcPr>
@@ -170,8 +162,9 @@
             </w:pPr>
             <w:r>
               <w:rPr>
+                <w:rFonts w:ascii="Calibri" w:hAnsi="Calibri" w:eastAsia="Calibri"/>
                 <w:b/>
-                <w:color w:val="FFFFFF"/>
+                <w:color w:val="1F4D78"/>
                 <w:sz w:val="17"/>
               </w:rPr>
               <w:t>Status</w:t>
@@ -185,13 +178,13 @@
         </w:trPr>
         <w:tc>
           <w:tcPr>
-            <w:tcW w:type="dxa" w:w="2484"/>
+            <w:tcW w:type="dxa" w:w="1396"/>
             <w:vAlign w:val="center"/>
             <w:tcMar>
               <w:top w:w="80" w:type="dxa"/>
-              <w:start w:w="90" w:type="dxa"/>
+              <w:start w:w="120" w:type="dxa"/>
               <w:bottom w:w="80" w:type="dxa"/>
-              <w:end w:w="90" w:type="dxa"/>
+              <w:end w:w="120" w:type="dxa"/>
             </w:tcMar>
           </w:tcPr>
           <w:p>
@@ -200,6 +193,7 @@
             </w:pPr>
             <w:r>
               <w:rPr>
+                <w:rFonts w:ascii="Calibri" w:hAnsi="Calibri" w:eastAsia="Calibri"/>
                 <w:sz w:val="17"/>
               </w:rPr>
               <w:t>1</w:t>
@@ -208,13 +202,13 @@
         </w:tc>
         <w:tc>
           <w:tcPr>
-            <w:tcW w:type="dxa" w:w="2484"/>
+            <w:tcW w:type="dxa" w:w="2654"/>
             <w:vAlign w:val="center"/>
             <w:tcMar>
               <w:top w:w="80" w:type="dxa"/>
-              <w:start w:w="90" w:type="dxa"/>
+              <w:start w:w="120" w:type="dxa"/>
               <w:bottom w:w="80" w:type="dxa"/>
-              <w:end w:w="90" w:type="dxa"/>
+              <w:end w:w="120" w:type="dxa"/>
             </w:tcMar>
           </w:tcPr>
           <w:p>
@@ -223,6 +217,7 @@
             </w:pPr>
             <w:r>
               <w:rPr>
+                <w:rFonts w:ascii="Calibri" w:hAnsi="Calibri" w:eastAsia="Calibri"/>
                 <w:sz w:val="17"/>
               </w:rPr>
               <w:t>Define indicators, populations, and time periods</w:t>
@@ -231,13 +226,13 @@
         </w:tc>
         <w:tc>
           <w:tcPr>
-            <w:tcW w:type="dxa" w:w="2484"/>
+            <w:tcW w:type="dxa" w:w="2654"/>
             <w:vAlign w:val="center"/>
             <w:tcMar>
               <w:top w:w="80" w:type="dxa"/>
-              <w:start w:w="90" w:type="dxa"/>
+              <w:start w:w="120" w:type="dxa"/>
               <w:bottom w:w="80" w:type="dxa"/>
-              <w:end w:w="90" w:type="dxa"/>
+              <w:end w:w="120" w:type="dxa"/>
             </w:tcMar>
           </w:tcPr>
           <w:p>
@@ -246,6 +241,7 @@
             </w:pPr>
             <w:r>
               <w:rPr>
+                <w:rFonts w:ascii="Calibri" w:hAnsi="Calibri" w:eastAsia="Calibri"/>
                 <w:sz w:val="17"/>
               </w:rPr>
               <w:t>Methods: Outcomes; Study design</w:t>
@@ -254,13 +250,13 @@
         </w:tc>
         <w:tc>
           <w:tcPr>
-            <w:tcW w:type="dxa" w:w="2484"/>
+            <w:tcW w:type="dxa" w:w="2656"/>
             <w:vAlign w:val="center"/>
             <w:tcMar>
               <w:top w:w="80" w:type="dxa"/>
-              <w:start w:w="90" w:type="dxa"/>
+              <w:start w:w="120" w:type="dxa"/>
               <w:bottom w:w="80" w:type="dxa"/>
-              <w:end w:w="90" w:type="dxa"/>
+              <w:end w:w="120" w:type="dxa"/>
             </w:tcMar>
           </w:tcPr>
           <w:p>
@@ -269,6 +265,7 @@
             </w:pPr>
             <w:r>
               <w:rPr>
+                <w:rFonts w:ascii="Calibri" w:hAnsi="Calibri" w:eastAsia="Calibri"/>
                 <w:sz w:val="17"/>
               </w:rPr>
               <w:t>Complete</w:t>
@@ -282,13 +279,13 @@
         </w:trPr>
         <w:tc>
           <w:tcPr>
-            <w:tcW w:type="dxa" w:w="2484"/>
+            <w:tcW w:type="dxa" w:w="1396"/>
             <w:vAlign w:val="center"/>
             <w:tcMar>
               <w:top w:w="80" w:type="dxa"/>
-              <w:start w:w="90" w:type="dxa"/>
+              <w:start w:w="120" w:type="dxa"/>
               <w:bottom w:w="80" w:type="dxa"/>
-              <w:end w:w="90" w:type="dxa"/>
+              <w:end w:w="120" w:type="dxa"/>
             </w:tcMar>
           </w:tcPr>
           <w:p>
@@ -297,6 +294,7 @@
             </w:pPr>
             <w:r>
               <w:rPr>
+                <w:rFonts w:ascii="Calibri" w:hAnsi="Calibri" w:eastAsia="Calibri"/>
                 <w:sz w:val="17"/>
               </w:rPr>
               <w:t>2</w:t>
@@ -305,13 +303,13 @@
         </w:tc>
         <w:tc>
           <w:tcPr>
-            <w:tcW w:type="dxa" w:w="2484"/>
+            <w:tcW w:type="dxa" w:w="2654"/>
             <w:vAlign w:val="center"/>
             <w:tcMar>
               <w:top w:w="80" w:type="dxa"/>
-              <w:start w:w="90" w:type="dxa"/>
+              <w:start w:w="120" w:type="dxa"/>
               <w:bottom w:w="80" w:type="dxa"/>
-              <w:end w:w="90" w:type="dxa"/>
+              <w:end w:w="120" w:type="dxa"/>
             </w:tcMar>
           </w:tcPr>
           <w:p>
@@ -320,6 +318,7 @@
             </w:pPr>
             <w:r>
               <w:rPr>
+                <w:rFonts w:ascii="Calibri" w:hAnsi="Calibri" w:eastAsia="Calibri"/>
                 <w:sz w:val="17"/>
               </w:rPr>
               <w:t>List funding sources and funder roles</w:t>
@@ -328,13 +327,13 @@
         </w:tc>
         <w:tc>
           <w:tcPr>
-            <w:tcW w:type="dxa" w:w="2484"/>
+            <w:tcW w:type="dxa" w:w="2654"/>
             <w:vAlign w:val="center"/>
             <w:tcMar>
               <w:top w:w="80" w:type="dxa"/>
-              <w:start w:w="90" w:type="dxa"/>
+              <w:start w:w="120" w:type="dxa"/>
               <w:bottom w:w="80" w:type="dxa"/>
-              <w:end w:w="90" w:type="dxa"/>
+              <w:end w:w="120" w:type="dxa"/>
             </w:tcMar>
           </w:tcPr>
           <w:p>
@@ -343,6 +342,7 @@
             </w:pPr>
             <w:r>
               <w:rPr>
+                <w:rFonts w:ascii="Calibri" w:hAnsi="Calibri" w:eastAsia="Calibri"/>
                 <w:sz w:val="17"/>
               </w:rPr>
               <w:t>Declarations: Funding</w:t>
@@ -351,13 +351,13 @@
         </w:tc>
         <w:tc>
           <w:tcPr>
-            <w:tcW w:type="dxa" w:w="2484"/>
+            <w:tcW w:type="dxa" w:w="2656"/>
             <w:vAlign w:val="center"/>
             <w:tcMar>
               <w:top w:w="80" w:type="dxa"/>
-              <w:start w:w="90" w:type="dxa"/>
+              <w:start w:w="120" w:type="dxa"/>
               <w:bottom w:w="80" w:type="dxa"/>
-              <w:end w:w="90" w:type="dxa"/>
+              <w:end w:w="120" w:type="dxa"/>
             </w:tcMar>
           </w:tcPr>
           <w:p>
@@ -366,9 +366,10 @@
             </w:pPr>
             <w:r>
               <w:rPr>
+                <w:rFonts w:ascii="Calibri" w:hAnsi="Calibri" w:eastAsia="Calibri"/>
                 <w:sz w:val="17"/>
               </w:rPr>
-              <w:t>Complete for blinded draft</w:t>
+              <w:t>Partial: author-confirmed funding and funder roles pending</w:t>
             </w:r>
           </w:p>
         </w:tc>
@@ -379,13 +380,13 @@
         </w:trPr>
         <w:tc>
           <w:tcPr>
-            <w:tcW w:type="dxa" w:w="2484"/>
+            <w:tcW w:type="dxa" w:w="1396"/>
             <w:vAlign w:val="center"/>
             <w:tcMar>
               <w:top w:w="80" w:type="dxa"/>
-              <w:start w:w="90" w:type="dxa"/>
+              <w:start w:w="120" w:type="dxa"/>
               <w:bottom w:w="80" w:type="dxa"/>
-              <w:end w:w="90" w:type="dxa"/>
+              <w:end w:w="120" w:type="dxa"/>
             </w:tcMar>
           </w:tcPr>
           <w:p>
@@ -394,6 +395,7 @@
             </w:pPr>
             <w:r>
               <w:rPr>
+                <w:rFonts w:ascii="Calibri" w:hAnsi="Calibri" w:eastAsia="Calibri"/>
                 <w:sz w:val="17"/>
               </w:rPr>
               <w:t>3</w:t>
@@ -402,13 +404,13 @@
         </w:tc>
         <w:tc>
           <w:tcPr>
-            <w:tcW w:type="dxa" w:w="2484"/>
+            <w:tcW w:type="dxa" w:w="2654"/>
             <w:vAlign w:val="center"/>
             <w:tcMar>
               <w:top w:w="80" w:type="dxa"/>
-              <w:start w:w="90" w:type="dxa"/>
+              <w:start w:w="120" w:type="dxa"/>
               <w:bottom w:w="80" w:type="dxa"/>
-              <w:end w:w="90" w:type="dxa"/>
+              <w:end w:w="120" w:type="dxa"/>
             </w:tcMar>
           </w:tcPr>
           <w:p>
@@ -417,6 +419,7 @@
             </w:pPr>
             <w:r>
               <w:rPr>
+                <w:rFonts w:ascii="Calibri" w:hAnsi="Calibri" w:eastAsia="Calibri"/>
                 <w:sz w:val="17"/>
               </w:rPr>
               <w:t>Describe source data access</w:t>
@@ -425,13 +428,13 @@
         </w:tc>
         <w:tc>
           <w:tcPr>
-            <w:tcW w:type="dxa" w:w="2484"/>
+            <w:tcW w:type="dxa" w:w="2654"/>
             <w:vAlign w:val="center"/>
             <w:tcMar>
               <w:top w:w="80" w:type="dxa"/>
-              <w:start w:w="90" w:type="dxa"/>
+              <w:start w:w="120" w:type="dxa"/>
               <w:bottom w:w="80" w:type="dxa"/>
-              <w:end w:w="90" w:type="dxa"/>
+              <w:end w:w="120" w:type="dxa"/>
             </w:tcMar>
           </w:tcPr>
           <w:p>
@@ -440,6 +443,7 @@
             </w:pPr>
             <w:r>
               <w:rPr>
+                <w:rFonts w:ascii="Calibri" w:hAnsi="Calibri" w:eastAsia="Calibri"/>
                 <w:sz w:val="17"/>
               </w:rPr>
               <w:t>Methods: Data source; Availability statement</w:t>
@@ -448,13 +452,13 @@
         </w:tc>
         <w:tc>
           <w:tcPr>
-            <w:tcW w:type="dxa" w:w="2484"/>
+            <w:tcW w:type="dxa" w:w="2656"/>
             <w:vAlign w:val="center"/>
             <w:tcMar>
               <w:top w:w="80" w:type="dxa"/>
-              <w:start w:w="90" w:type="dxa"/>
+              <w:start w:w="120" w:type="dxa"/>
               <w:bottom w:w="80" w:type="dxa"/>
-              <w:end w:w="90" w:type="dxa"/>
+              <w:end w:w="120" w:type="dxa"/>
             </w:tcMar>
           </w:tcPr>
           <w:p>
@@ -463,200 +467,7 @@
             </w:pPr>
             <w:r>
               <w:rPr>
-                <w:sz w:val="17"/>
-              </w:rPr>
-              <w:t>Partial: burden retrieval date and repository link pending</w:t>
-            </w:r>
-          </w:p>
-        </w:tc>
-      </w:tr>
-      <w:tr>
-        <w:trPr>
-          <w:cantSplit/>
-        </w:trPr>
-        <w:tc>
-          <w:tcPr>
-            <w:tcW w:type="dxa" w:w="2484"/>
-            <w:vAlign w:val="center"/>
-            <w:tcMar>
-              <w:top w:w="80" w:type="dxa"/>
-              <w:start w:w="90" w:type="dxa"/>
-              <w:bottom w:w="80" w:type="dxa"/>
-              <w:end w:w="90" w:type="dxa"/>
-            </w:tcMar>
-          </w:tcPr>
-          <w:p>
-            <w:pPr>
-              <w:jc w:val="left"/>
-            </w:pPr>
-            <w:r>
-              <w:rPr>
-                <w:sz w:val="17"/>
-              </w:rPr>
-              <w:t>4</w:t>
-            </w:r>
-          </w:p>
-        </w:tc>
-        <w:tc>
-          <w:tcPr>
-            <w:tcW w:type="dxa" w:w="2484"/>
-            <w:vAlign w:val="center"/>
-            <w:tcMar>
-              <w:top w:w="80" w:type="dxa"/>
-              <w:start w:w="90" w:type="dxa"/>
-              <w:bottom w:w="80" w:type="dxa"/>
-              <w:end w:w="90" w:type="dxa"/>
-            </w:tcMar>
-          </w:tcPr>
-          <w:p>
-            <w:pPr>
-              <w:jc w:val="center"/>
-            </w:pPr>
-            <w:r>
-              <w:rPr>
-                <w:sz w:val="17"/>
-              </w:rPr>
-              <w:t>Identify all data sources</w:t>
-            </w:r>
-          </w:p>
-        </w:tc>
-        <w:tc>
-          <w:tcPr>
-            <w:tcW w:type="dxa" w:w="2484"/>
-            <w:vAlign w:val="center"/>
-            <w:tcMar>
-              <w:top w:w="80" w:type="dxa"/>
-              <w:start w:w="90" w:type="dxa"/>
-              <w:bottom w:w="80" w:type="dxa"/>
-              <w:end w:w="90" w:type="dxa"/>
-            </w:tcMar>
-          </w:tcPr>
-          <w:p>
-            <w:pPr>
-              <w:jc w:val="center"/>
-            </w:pPr>
-            <w:r>
-              <w:rPr>
-                <w:sz w:val="17"/>
-              </w:rPr>
-              <w:t>Supplementary Table S1</w:t>
-            </w:r>
-          </w:p>
-        </w:tc>
-        <w:tc>
-          <w:tcPr>
-            <w:tcW w:type="dxa" w:w="2484"/>
-            <w:vAlign w:val="center"/>
-            <w:tcMar>
-              <w:top w:w="80" w:type="dxa"/>
-              <w:start w:w="90" w:type="dxa"/>
-              <w:bottom w:w="80" w:type="dxa"/>
-              <w:end w:w="90" w:type="dxa"/>
-            </w:tcMar>
-          </w:tcPr>
-          <w:p>
-            <w:pPr>
-              <w:jc w:val="center"/>
-            </w:pPr>
-            <w:r>
-              <w:rPr>
-                <w:sz w:val="17"/>
-              </w:rPr>
-              <w:t>Partial until official population is supplied</w:t>
-            </w:r>
-          </w:p>
-        </w:tc>
-      </w:tr>
-      <w:tr>
-        <w:trPr>
-          <w:cantSplit/>
-        </w:trPr>
-        <w:tc>
-          <w:tcPr>
-            <w:tcW w:type="dxa" w:w="2484"/>
-            <w:vAlign w:val="center"/>
-            <w:tcMar>
-              <w:top w:w="80" w:type="dxa"/>
-              <w:start w:w="90" w:type="dxa"/>
-              <w:bottom w:w="80" w:type="dxa"/>
-              <w:end w:w="90" w:type="dxa"/>
-            </w:tcMar>
-          </w:tcPr>
-          <w:p>
-            <w:pPr>
-              <w:jc w:val="left"/>
-            </w:pPr>
-            <w:r>
-              <w:rPr>
-                <w:sz w:val="17"/>
-              </w:rPr>
-              <w:t>5</w:t>
-            </w:r>
-          </w:p>
-        </w:tc>
-        <w:tc>
-          <w:tcPr>
-            <w:tcW w:type="dxa" w:w="2484"/>
-            <w:vAlign w:val="center"/>
-            <w:tcMar>
-              <w:top w:w="80" w:type="dxa"/>
-              <w:start w:w="90" w:type="dxa"/>
-              <w:bottom w:w="80" w:type="dxa"/>
-              <w:end w:w="90" w:type="dxa"/>
-            </w:tcMar>
-          </w:tcPr>
-          <w:p>
-            <w:pPr>
-              <w:jc w:val="center"/>
-            </w:pPr>
-            <w:r>
-              <w:rPr>
-                <w:sz w:val="17"/>
-              </w:rPr>
-              <w:t>Describe data-source inclusion/exclusion</w:t>
-            </w:r>
-          </w:p>
-        </w:tc>
-        <w:tc>
-          <w:tcPr>
-            <w:tcW w:type="dxa" w:w="2484"/>
-            <w:vAlign w:val="center"/>
-            <w:tcMar>
-              <w:top w:w="80" w:type="dxa"/>
-              <w:start w:w="90" w:type="dxa"/>
-              <w:bottom w:w="80" w:type="dxa"/>
-              <w:end w:w="90" w:type="dxa"/>
-            </w:tcMar>
-          </w:tcPr>
-          <w:p>
-            <w:pPr>
-              <w:jc w:val="center"/>
-            </w:pPr>
-            <w:r>
-              <w:rPr>
-                <w:sz w:val="17"/>
-              </w:rPr>
-              <w:t>Methods: Prespecified exclusions</w:t>
-            </w:r>
-          </w:p>
-        </w:tc>
-        <w:tc>
-          <w:tcPr>
-            <w:tcW w:type="dxa" w:w="2484"/>
-            <w:vAlign w:val="center"/>
-            <w:tcMar>
-              <w:top w:w="80" w:type="dxa"/>
-              <w:start w:w="90" w:type="dxa"/>
-              <w:bottom w:w="80" w:type="dxa"/>
-              <w:end w:w="90" w:type="dxa"/>
-            </w:tcMar>
-          </w:tcPr>
-          <w:p>
-            <w:pPr>
-              <w:jc w:val="center"/>
-            </w:pPr>
-            <w:r>
-              <w:rPr>
+                <w:rFonts w:ascii="Calibri" w:hAnsi="Calibri" w:eastAsia="Calibri"/>
                 <w:sz w:val="17"/>
               </w:rPr>
               <w:t>Complete</w:t>
@@ -670,13 +481,13 @@
         </w:trPr>
         <w:tc>
           <w:tcPr>
-            <w:tcW w:type="dxa" w:w="2484"/>
+            <w:tcW w:type="dxa" w:w="1396"/>
             <w:vAlign w:val="center"/>
             <w:tcMar>
               <w:top w:w="80" w:type="dxa"/>
-              <w:start w:w="90" w:type="dxa"/>
+              <w:start w:w="120" w:type="dxa"/>
               <w:bottom w:w="80" w:type="dxa"/>
-              <w:end w:w="90" w:type="dxa"/>
+              <w:end w:w="120" w:type="dxa"/>
             </w:tcMar>
           </w:tcPr>
           <w:p>
@@ -685,21 +496,22 @@
             </w:pPr>
             <w:r>
               <w:rPr>
+                <w:rFonts w:ascii="Calibri" w:hAnsi="Calibri" w:eastAsia="Calibri"/>
                 <w:sz w:val="17"/>
               </w:rPr>
-              <w:t>6</w:t>
+              <w:t>4</w:t>
             </w:r>
           </w:p>
         </w:tc>
         <w:tc>
           <w:tcPr>
-            <w:tcW w:type="dxa" w:w="2484"/>
+            <w:tcW w:type="dxa" w:w="2654"/>
             <w:vAlign w:val="center"/>
             <w:tcMar>
               <w:top w:w="80" w:type="dxa"/>
-              <w:start w:w="90" w:type="dxa"/>
+              <w:start w:w="120" w:type="dxa"/>
               <w:bottom w:w="80" w:type="dxa"/>
-              <w:end w:w="90" w:type="dxa"/>
+              <w:end w:w="120" w:type="dxa"/>
             </w:tcMar>
           </w:tcPr>
           <w:p>
@@ -708,21 +520,22 @@
             </w:pPr>
             <w:r>
               <w:rPr>
+                <w:rFonts w:ascii="Calibri" w:hAnsi="Calibri" w:eastAsia="Calibri"/>
                 <w:sz w:val="17"/>
               </w:rPr>
-              <w:t>Report data-source characteristics</w:t>
+              <w:t>Identify all data sources</w:t>
             </w:r>
           </w:p>
         </w:tc>
         <w:tc>
           <w:tcPr>
-            <w:tcW w:type="dxa" w:w="2484"/>
+            <w:tcW w:type="dxa" w:w="2654"/>
             <w:vAlign w:val="center"/>
             <w:tcMar>
               <w:top w:w="80" w:type="dxa"/>
-              <w:start w:w="90" w:type="dxa"/>
+              <w:start w:w="120" w:type="dxa"/>
               <w:bottom w:w="80" w:type="dxa"/>
-              <w:end w:w="90" w:type="dxa"/>
+              <w:end w:w="120" w:type="dxa"/>
             </w:tcMar>
           </w:tcPr>
           <w:p>
@@ -731,6 +544,7 @@
             </w:pPr>
             <w:r>
               <w:rPr>
+                <w:rFonts w:ascii="Calibri" w:hAnsi="Calibri" w:eastAsia="Calibri"/>
                 <w:sz w:val="17"/>
               </w:rPr>
               <w:t>Supplementary Table S1</w:t>
@@ -739,13 +553,13 @@
         </w:tc>
         <w:tc>
           <w:tcPr>
-            <w:tcW w:type="dxa" w:w="2484"/>
+            <w:tcW w:type="dxa" w:w="2656"/>
             <w:vAlign w:val="center"/>
             <w:tcMar>
               <w:top w:w="80" w:type="dxa"/>
-              <w:start w:w="90" w:type="dxa"/>
+              <w:start w:w="120" w:type="dxa"/>
               <w:bottom w:w="80" w:type="dxa"/>
-              <w:end w:w="90" w:type="dxa"/>
+              <w:end w:w="120" w:type="dxa"/>
             </w:tcMar>
           </w:tcPr>
           <w:p>
@@ -754,9 +568,10 @@
             </w:pPr>
             <w:r>
               <w:rPr>
+                <w:rFonts w:ascii="Calibri" w:hAnsi="Calibri" w:eastAsia="Calibri"/>
                 <w:sz w:val="17"/>
               </w:rPr>
-              <w:t>Partial: source retrieval metadata incomplete</w:t>
+              <w:t>Complete</w:t>
             </w:r>
           </w:p>
         </w:tc>
@@ -767,13 +582,13 @@
         </w:trPr>
         <w:tc>
           <w:tcPr>
-            <w:tcW w:type="dxa" w:w="2484"/>
+            <w:tcW w:type="dxa" w:w="1396"/>
             <w:vAlign w:val="center"/>
             <w:tcMar>
               <w:top w:w="80" w:type="dxa"/>
-              <w:start w:w="90" w:type="dxa"/>
+              <w:start w:w="120" w:type="dxa"/>
               <w:bottom w:w="80" w:type="dxa"/>
-              <w:end w:w="90" w:type="dxa"/>
+              <w:end w:w="120" w:type="dxa"/>
             </w:tcMar>
           </w:tcPr>
           <w:p>
@@ -782,6 +597,209 @@
             </w:pPr>
             <w:r>
               <w:rPr>
+                <w:rFonts w:ascii="Calibri" w:hAnsi="Calibri" w:eastAsia="Calibri"/>
+                <w:sz w:val="17"/>
+              </w:rPr>
+              <w:t>5</w:t>
+            </w:r>
+          </w:p>
+        </w:tc>
+        <w:tc>
+          <w:tcPr>
+            <w:tcW w:type="dxa" w:w="2654"/>
+            <w:vAlign w:val="center"/>
+            <w:tcMar>
+              <w:top w:w="80" w:type="dxa"/>
+              <w:start w:w="120" w:type="dxa"/>
+              <w:bottom w:w="80" w:type="dxa"/>
+              <w:end w:w="120" w:type="dxa"/>
+            </w:tcMar>
+          </w:tcPr>
+          <w:p>
+            <w:pPr>
+              <w:jc w:val="center"/>
+            </w:pPr>
+            <w:r>
+              <w:rPr>
+                <w:rFonts w:ascii="Calibri" w:hAnsi="Calibri" w:eastAsia="Calibri"/>
+                <w:sz w:val="17"/>
+              </w:rPr>
+              <w:t>Describe data-source inclusion/exclusion</w:t>
+            </w:r>
+          </w:p>
+        </w:tc>
+        <w:tc>
+          <w:tcPr>
+            <w:tcW w:type="dxa" w:w="2654"/>
+            <w:vAlign w:val="center"/>
+            <w:tcMar>
+              <w:top w:w="80" w:type="dxa"/>
+              <w:start w:w="120" w:type="dxa"/>
+              <w:bottom w:w="80" w:type="dxa"/>
+              <w:end w:w="120" w:type="dxa"/>
+            </w:tcMar>
+          </w:tcPr>
+          <w:p>
+            <w:pPr>
+              <w:jc w:val="center"/>
+            </w:pPr>
+            <w:r>
+              <w:rPr>
+                <w:rFonts w:ascii="Calibri" w:hAnsi="Calibri" w:eastAsia="Calibri"/>
+                <w:sz w:val="17"/>
+              </w:rPr>
+              <w:t>Methods: Analytical exclusions</w:t>
+            </w:r>
+          </w:p>
+        </w:tc>
+        <w:tc>
+          <w:tcPr>
+            <w:tcW w:type="dxa" w:w="2656"/>
+            <w:vAlign w:val="center"/>
+            <w:tcMar>
+              <w:top w:w="80" w:type="dxa"/>
+              <w:start w:w="120" w:type="dxa"/>
+              <w:bottom w:w="80" w:type="dxa"/>
+              <w:end w:w="120" w:type="dxa"/>
+            </w:tcMar>
+          </w:tcPr>
+          <w:p>
+            <w:pPr>
+              <w:jc w:val="center"/>
+            </w:pPr>
+            <w:r>
+              <w:rPr>
+                <w:rFonts w:ascii="Calibri" w:hAnsi="Calibri" w:eastAsia="Calibri"/>
+                <w:sz w:val="17"/>
+              </w:rPr>
+              <w:t>Complete</w:t>
+            </w:r>
+          </w:p>
+        </w:tc>
+      </w:tr>
+      <w:tr>
+        <w:trPr>
+          <w:cantSplit/>
+        </w:trPr>
+        <w:tc>
+          <w:tcPr>
+            <w:tcW w:type="dxa" w:w="1396"/>
+            <w:vAlign w:val="center"/>
+            <w:tcMar>
+              <w:top w:w="80" w:type="dxa"/>
+              <w:start w:w="120" w:type="dxa"/>
+              <w:bottom w:w="80" w:type="dxa"/>
+              <w:end w:w="120" w:type="dxa"/>
+            </w:tcMar>
+          </w:tcPr>
+          <w:p>
+            <w:pPr>
+              <w:jc w:val="left"/>
+            </w:pPr>
+            <w:r>
+              <w:rPr>
+                <w:rFonts w:ascii="Calibri" w:hAnsi="Calibri" w:eastAsia="Calibri"/>
+                <w:sz w:val="17"/>
+              </w:rPr>
+              <w:t>6</w:t>
+            </w:r>
+          </w:p>
+        </w:tc>
+        <w:tc>
+          <w:tcPr>
+            <w:tcW w:type="dxa" w:w="2654"/>
+            <w:vAlign w:val="center"/>
+            <w:tcMar>
+              <w:top w:w="80" w:type="dxa"/>
+              <w:start w:w="120" w:type="dxa"/>
+              <w:bottom w:w="80" w:type="dxa"/>
+              <w:end w:w="120" w:type="dxa"/>
+            </w:tcMar>
+          </w:tcPr>
+          <w:p>
+            <w:pPr>
+              <w:jc w:val="center"/>
+            </w:pPr>
+            <w:r>
+              <w:rPr>
+                <w:rFonts w:ascii="Calibri" w:hAnsi="Calibri" w:eastAsia="Calibri"/>
+                <w:sz w:val="17"/>
+              </w:rPr>
+              <w:t>Report data-source characteristics</w:t>
+            </w:r>
+          </w:p>
+        </w:tc>
+        <w:tc>
+          <w:tcPr>
+            <w:tcW w:type="dxa" w:w="2654"/>
+            <w:vAlign w:val="center"/>
+            <w:tcMar>
+              <w:top w:w="80" w:type="dxa"/>
+              <w:start w:w="120" w:type="dxa"/>
+              <w:bottom w:w="80" w:type="dxa"/>
+              <w:end w:w="120" w:type="dxa"/>
+            </w:tcMar>
+          </w:tcPr>
+          <w:p>
+            <w:pPr>
+              <w:jc w:val="center"/>
+            </w:pPr>
+            <w:r>
+              <w:rPr>
+                <w:rFonts w:ascii="Calibri" w:hAnsi="Calibri" w:eastAsia="Calibri"/>
+                <w:sz w:val="17"/>
+              </w:rPr>
+              <w:t>Supplementary Table S1</w:t>
+            </w:r>
+          </w:p>
+        </w:tc>
+        <w:tc>
+          <w:tcPr>
+            <w:tcW w:type="dxa" w:w="2656"/>
+            <w:vAlign w:val="center"/>
+            <w:tcMar>
+              <w:top w:w="80" w:type="dxa"/>
+              <w:start w:w="120" w:type="dxa"/>
+              <w:bottom w:w="80" w:type="dxa"/>
+              <w:end w:w="120" w:type="dxa"/>
+            </w:tcMar>
+          </w:tcPr>
+          <w:p>
+            <w:pPr>
+              <w:jc w:val="center"/>
+            </w:pPr>
+            <w:r>
+              <w:rPr>
+                <w:rFonts w:ascii="Calibri" w:hAnsi="Calibri" w:eastAsia="Calibri"/>
+                <w:sz w:val="17"/>
+              </w:rPr>
+              <w:t>Complete</w:t>
+            </w:r>
+          </w:p>
+        </w:tc>
+      </w:tr>
+      <w:tr>
+        <w:trPr>
+          <w:cantSplit/>
+        </w:trPr>
+        <w:tc>
+          <w:tcPr>
+            <w:tcW w:type="dxa" w:w="1396"/>
+            <w:vAlign w:val="center"/>
+            <w:tcMar>
+              <w:top w:w="80" w:type="dxa"/>
+              <w:start w:w="120" w:type="dxa"/>
+              <w:bottom w:w="80" w:type="dxa"/>
+              <w:end w:w="120" w:type="dxa"/>
+            </w:tcMar>
+          </w:tcPr>
+          <w:p>
+            <w:pPr>
+              <w:jc w:val="left"/>
+            </w:pPr>
+            <w:r>
+              <w:rPr>
+                <w:rFonts w:ascii="Calibri" w:hAnsi="Calibri" w:eastAsia="Calibri"/>
                 <w:sz w:val="17"/>
               </w:rPr>
               <w:t>7</w:t>
@@ -790,13 +808,13 @@
         </w:tc>
         <w:tc>
           <w:tcPr>
-            <w:tcW w:type="dxa" w:w="2484"/>
+            <w:tcW w:type="dxa" w:w="2654"/>
             <w:vAlign w:val="center"/>
             <w:tcMar>
               <w:top w:w="80" w:type="dxa"/>
-              <w:start w:w="90" w:type="dxa"/>
+              <w:start w:w="120" w:type="dxa"/>
               <w:bottom w:w="80" w:type="dxa"/>
-              <w:end w:w="90" w:type="dxa"/>
+              <w:end w:w="120" w:type="dxa"/>
             </w:tcMar>
           </w:tcPr>
           <w:p>
@@ -805,6 +823,7 @@
             </w:pPr>
             <w:r>
               <w:rPr>
+                <w:rFonts w:ascii="Calibri" w:hAnsi="Calibri" w:eastAsia="Calibri"/>
                 <w:sz w:val="17"/>
               </w:rPr>
               <w:t>Provide source data in machine-readable form</w:t>
@@ -813,13 +832,13 @@
         </w:tc>
         <w:tc>
           <w:tcPr>
-            <w:tcW w:type="dxa" w:w="2484"/>
+            <w:tcW w:type="dxa" w:w="2654"/>
             <w:vAlign w:val="center"/>
             <w:tcMar>
               <w:top w:w="80" w:type="dxa"/>
-              <w:start w:w="90" w:type="dxa"/>
+              <w:start w:w="120" w:type="dxa"/>
               <w:bottom w:w="80" w:type="dxa"/>
-              <w:end w:w="90" w:type="dxa"/>
+              <w:end w:w="120" w:type="dxa"/>
             </w:tcMar>
           </w:tcPr>
           <w:p>
@@ -828,6 +847,7 @@
             </w:pPr>
             <w:r>
               <w:rPr>
+                <w:rFonts w:ascii="Calibri" w:hAnsi="Calibri" w:eastAsia="Calibri"/>
                 <w:sz w:val="17"/>
               </w:rPr>
               <w:t>Provenance CSV and source archives</w:t>
@@ -836,13 +856,13 @@
         </w:tc>
         <w:tc>
           <w:tcPr>
-            <w:tcW w:type="dxa" w:w="2484"/>
+            <w:tcW w:type="dxa" w:w="2656"/>
             <w:vAlign w:val="center"/>
             <w:tcMar>
               <w:top w:w="80" w:type="dxa"/>
-              <w:start w:w="90" w:type="dxa"/>
+              <w:start w:w="120" w:type="dxa"/>
               <w:bottom w:w="80" w:type="dxa"/>
-              <w:end w:w="90" w:type="dxa"/>
+              <w:end w:w="120" w:type="dxa"/>
             </w:tcMar>
           </w:tcPr>
           <w:p>
@@ -851,6 +871,7 @@
             </w:pPr>
             <w:r>
               <w:rPr>
+                <w:rFonts w:ascii="Calibri" w:hAnsi="Calibri" w:eastAsia="Calibri"/>
                 <w:sz w:val="17"/>
               </w:rPr>
               <w:t>Partial subject to IHME terms and repository deposit</w:t>
@@ -864,13 +885,13 @@
         </w:trPr>
         <w:tc>
           <w:tcPr>
-            <w:tcW w:type="dxa" w:w="2484"/>
+            <w:tcW w:type="dxa" w:w="1396"/>
             <w:vAlign w:val="center"/>
             <w:tcMar>
               <w:top w:w="80" w:type="dxa"/>
-              <w:start w:w="90" w:type="dxa"/>
+              <w:start w:w="120" w:type="dxa"/>
               <w:bottom w:w="80" w:type="dxa"/>
-              <w:end w:w="90" w:type="dxa"/>
+              <w:end w:w="120" w:type="dxa"/>
             </w:tcMar>
           </w:tcPr>
           <w:p>
@@ -879,6 +900,7 @@
             </w:pPr>
             <w:r>
               <w:rPr>
+                <w:rFonts w:ascii="Calibri" w:hAnsi="Calibri" w:eastAsia="Calibri"/>
                 <w:sz w:val="17"/>
               </w:rPr>
               <w:t>8</w:t>
@@ -887,13 +909,13 @@
         </w:tc>
         <w:tc>
           <w:tcPr>
-            <w:tcW w:type="dxa" w:w="2484"/>
+            <w:tcW w:type="dxa" w:w="2654"/>
             <w:vAlign w:val="center"/>
             <w:tcMar>
               <w:top w:w="80" w:type="dxa"/>
-              <w:start w:w="90" w:type="dxa"/>
+              <w:start w:w="120" w:type="dxa"/>
               <w:bottom w:w="80" w:type="dxa"/>
-              <w:end w:w="90" w:type="dxa"/>
+              <w:end w:w="120" w:type="dxa"/>
             </w:tcMar>
           </w:tcPr>
           <w:p>
@@ -902,6 +924,7 @@
             </w:pPr>
             <w:r>
               <w:rPr>
+                <w:rFonts w:ascii="Calibri" w:hAnsi="Calibri" w:eastAsia="Calibri"/>
                 <w:sz w:val="17"/>
               </w:rPr>
               <w:t>Describe data processing</w:t>
@@ -910,13 +933,13 @@
         </w:tc>
         <w:tc>
           <w:tcPr>
-            <w:tcW w:type="dxa" w:w="2484"/>
+            <w:tcW w:type="dxa" w:w="2654"/>
             <w:vAlign w:val="center"/>
             <w:tcMar>
               <w:top w:w="80" w:type="dxa"/>
-              <w:start w:w="90" w:type="dxa"/>
+              <w:start w:w="120" w:type="dxa"/>
               <w:bottom w:w="80" w:type="dxa"/>
-              <w:end w:w="90" w:type="dxa"/>
+              <w:end w:w="120" w:type="dxa"/>
             </w:tcMar>
           </w:tcPr>
           <w:p>
@@ -925,6 +948,7 @@
             </w:pPr>
             <w:r>
               <w:rPr>
+                <w:rFonts w:ascii="Calibri" w:hAnsi="Calibri" w:eastAsia="Calibri"/>
                 <w:sz w:val="17"/>
               </w:rPr>
               <w:t>Methods; Statistical appendix</w:t>
@@ -933,13 +957,13 @@
         </w:tc>
         <w:tc>
           <w:tcPr>
-            <w:tcW w:type="dxa" w:w="2484"/>
+            <w:tcW w:type="dxa" w:w="2656"/>
             <w:vAlign w:val="center"/>
             <w:tcMar>
               <w:top w:w="80" w:type="dxa"/>
-              <w:start w:w="90" w:type="dxa"/>
+              <w:start w:w="120" w:type="dxa"/>
               <w:bottom w:w="80" w:type="dxa"/>
-              <w:end w:w="90" w:type="dxa"/>
+              <w:end w:w="120" w:type="dxa"/>
             </w:tcMar>
           </w:tcPr>
           <w:p>
@@ -948,6 +972,7 @@
             </w:pPr>
             <w:r>
               <w:rPr>
+                <w:rFonts w:ascii="Calibri" w:hAnsi="Calibri" w:eastAsia="Calibri"/>
                 <w:sz w:val="17"/>
               </w:rPr>
               <w:t>Complete</w:t>
@@ -961,13 +986,13 @@
         </w:trPr>
         <w:tc>
           <w:tcPr>
-            <w:tcW w:type="dxa" w:w="2484"/>
+            <w:tcW w:type="dxa" w:w="1396"/>
             <w:vAlign w:val="center"/>
             <w:tcMar>
               <w:top w:w="80" w:type="dxa"/>
-              <w:start w:w="90" w:type="dxa"/>
+              <w:start w:w="120" w:type="dxa"/>
               <w:bottom w:w="80" w:type="dxa"/>
-              <w:end w:w="90" w:type="dxa"/>
+              <w:end w:w="120" w:type="dxa"/>
             </w:tcMar>
           </w:tcPr>
           <w:p>
@@ -976,6 +1001,7 @@
             </w:pPr>
             <w:r>
               <w:rPr>
+                <w:rFonts w:ascii="Calibri" w:hAnsi="Calibri" w:eastAsia="Calibri"/>
                 <w:sz w:val="17"/>
               </w:rPr>
               <w:t>9</w:t>
@@ -984,13 +1010,13 @@
         </w:tc>
         <w:tc>
           <w:tcPr>
-            <w:tcW w:type="dxa" w:w="2484"/>
+            <w:tcW w:type="dxa" w:w="2654"/>
             <w:vAlign w:val="center"/>
             <w:tcMar>
               <w:top w:w="80" w:type="dxa"/>
-              <w:start w:w="90" w:type="dxa"/>
+              <w:start w:w="120" w:type="dxa"/>
               <w:bottom w:w="80" w:type="dxa"/>
-              <w:end w:w="90" w:type="dxa"/>
+              <w:end w:w="120" w:type="dxa"/>
             </w:tcMar>
           </w:tcPr>
           <w:p>
@@ -999,6 +1025,7 @@
             </w:pPr>
             <w:r>
               <w:rPr>
+                <w:rFonts w:ascii="Calibri" w:hAnsi="Calibri" w:eastAsia="Calibri"/>
                 <w:sz w:val="17"/>
               </w:rPr>
               <w:t>Describe model and parameter selection</w:t>
@@ -1007,13 +1034,13 @@
         </w:tc>
         <w:tc>
           <w:tcPr>
-            <w:tcW w:type="dxa" w:w="2484"/>
+            <w:tcW w:type="dxa" w:w="2654"/>
             <w:vAlign w:val="center"/>
             <w:tcMar>
               <w:top w:w="80" w:type="dxa"/>
-              <w:start w:w="90" w:type="dxa"/>
+              <w:start w:w="120" w:type="dxa"/>
               <w:bottom w:w="80" w:type="dxa"/>
-              <w:end w:w="90" w:type="dxa"/>
+              <w:end w:w="120" w:type="dxa"/>
             </w:tcMar>
           </w:tcPr>
           <w:p>
@@ -1022,6 +1049,7 @@
             </w:pPr>
             <w:r>
               <w:rPr>
+                <w:rFonts w:ascii="Calibri" w:hAnsi="Calibri" w:eastAsia="Calibri"/>
                 <w:sz w:val="17"/>
               </w:rPr>
               <w:t>Methods: Trend/APC; Statistical appendix</w:t>
@@ -1030,13 +1058,13 @@
         </w:tc>
         <w:tc>
           <w:tcPr>
-            <w:tcW w:type="dxa" w:w="2484"/>
+            <w:tcW w:type="dxa" w:w="2656"/>
             <w:vAlign w:val="center"/>
             <w:tcMar>
               <w:top w:w="80" w:type="dxa"/>
-              <w:start w:w="90" w:type="dxa"/>
+              <w:start w:w="120" w:type="dxa"/>
               <w:bottom w:w="80" w:type="dxa"/>
-              <w:end w:w="90" w:type="dxa"/>
+              <w:end w:w="120" w:type="dxa"/>
             </w:tcMar>
           </w:tcPr>
           <w:p>
@@ -1045,6 +1073,7 @@
             </w:pPr>
             <w:r>
               <w:rPr>
+                <w:rFonts w:ascii="Calibri" w:hAnsi="Calibri" w:eastAsia="Calibri"/>
                 <w:sz w:val="17"/>
               </w:rPr>
               <w:t>Complete</w:t>
@@ -1058,13 +1087,13 @@
         </w:trPr>
         <w:tc>
           <w:tcPr>
-            <w:tcW w:type="dxa" w:w="2484"/>
+            <w:tcW w:type="dxa" w:w="1396"/>
             <w:vAlign w:val="center"/>
             <w:tcMar>
               <w:top w:w="80" w:type="dxa"/>
-              <w:start w:w="90" w:type="dxa"/>
+              <w:start w:w="120" w:type="dxa"/>
               <w:bottom w:w="80" w:type="dxa"/>
-              <w:end w:w="90" w:type="dxa"/>
+              <w:end w:w="120" w:type="dxa"/>
             </w:tcMar>
           </w:tcPr>
           <w:p>
@@ -1073,6 +1102,7 @@
             </w:pPr>
             <w:r>
               <w:rPr>
+                <w:rFonts w:ascii="Calibri" w:hAnsi="Calibri" w:eastAsia="Calibri"/>
                 <w:sz w:val="17"/>
               </w:rPr>
               <w:t>10</w:t>
@@ -1081,13 +1111,13 @@
         </w:tc>
         <w:tc>
           <w:tcPr>
-            <w:tcW w:type="dxa" w:w="2484"/>
+            <w:tcW w:type="dxa" w:w="2654"/>
             <w:vAlign w:val="center"/>
             <w:tcMar>
               <w:top w:w="80" w:type="dxa"/>
-              <w:start w:w="90" w:type="dxa"/>
+              <w:start w:w="120" w:type="dxa"/>
               <w:bottom w:w="80" w:type="dxa"/>
-              <w:end w:w="90" w:type="dxa"/>
+              <w:end w:w="120" w:type="dxa"/>
             </w:tcMar>
           </w:tcPr>
           <w:p>
@@ -1096,6 +1126,7 @@
             </w:pPr>
             <w:r>
               <w:rPr>
+                <w:rFonts w:ascii="Calibri" w:hAnsi="Calibri" w:eastAsia="Calibri"/>
                 <w:sz w:val="17"/>
               </w:rPr>
               <w:t>Describe covariates</w:t>
@@ -1104,13 +1135,13 @@
         </w:tc>
         <w:tc>
           <w:tcPr>
-            <w:tcW w:type="dxa" w:w="2484"/>
+            <w:tcW w:type="dxa" w:w="2654"/>
             <w:vAlign w:val="center"/>
             <w:tcMar>
               <w:top w:w="80" w:type="dxa"/>
-              <w:start w:w="90" w:type="dxa"/>
+              <w:start w:w="120" w:type="dxa"/>
               <w:bottom w:w="80" w:type="dxa"/>
-              <w:end w:w="90" w:type="dxa"/>
+              <w:end w:w="120" w:type="dxa"/>
             </w:tcMar>
           </w:tcPr>
           <w:p>
@@ -1119,6 +1150,7 @@
             </w:pPr>
             <w:r>
               <w:rPr>
+                <w:rFonts w:ascii="Calibri" w:hAnsi="Calibri" w:eastAsia="Calibri"/>
                 <w:sz w:val="17"/>
               </w:rPr>
               <w:t>No covariates used</w:t>
@@ -1127,13 +1159,13 @@
         </w:tc>
         <w:tc>
           <w:tcPr>
-            <w:tcW w:type="dxa" w:w="2484"/>
+            <w:tcW w:type="dxa" w:w="2656"/>
             <w:vAlign w:val="center"/>
             <w:tcMar>
               <w:top w:w="80" w:type="dxa"/>
-              <w:start w:w="90" w:type="dxa"/>
+              <w:start w:w="120" w:type="dxa"/>
               <w:bottom w:w="80" w:type="dxa"/>
-              <w:end w:w="90" w:type="dxa"/>
+              <w:end w:w="120" w:type="dxa"/>
             </w:tcMar>
           </w:tcPr>
           <w:p>
@@ -1142,6 +1174,7 @@
             </w:pPr>
             <w:r>
               <w:rPr>
+                <w:rFonts w:ascii="Calibri" w:hAnsi="Calibri" w:eastAsia="Calibri"/>
                 <w:sz w:val="17"/>
               </w:rPr>
               <w:t>Not applicable</w:t>
@@ -1155,13 +1188,13 @@
         </w:trPr>
         <w:tc>
           <w:tcPr>
-            <w:tcW w:type="dxa" w:w="2484"/>
+            <w:tcW w:type="dxa" w:w="1396"/>
             <w:vAlign w:val="center"/>
             <w:tcMar>
               <w:top w:w="80" w:type="dxa"/>
-              <w:start w:w="90" w:type="dxa"/>
+              <w:start w:w="120" w:type="dxa"/>
               <w:bottom w:w="80" w:type="dxa"/>
-              <w:end w:w="90" w:type="dxa"/>
+              <w:end w:w="120" w:type="dxa"/>
             </w:tcMar>
           </w:tcPr>
           <w:p>
@@ -1170,6 +1203,7 @@
             </w:pPr>
             <w:r>
               <w:rPr>
+                <w:rFonts w:ascii="Calibri" w:hAnsi="Calibri" w:eastAsia="Calibri"/>
                 <w:sz w:val="17"/>
               </w:rPr>
               <w:t>11</w:t>
@@ -1178,13 +1212,13 @@
         </w:tc>
         <w:tc>
           <w:tcPr>
-            <w:tcW w:type="dxa" w:w="2484"/>
+            <w:tcW w:type="dxa" w:w="2654"/>
             <w:vAlign w:val="center"/>
             <w:tcMar>
               <w:top w:w="80" w:type="dxa"/>
-              <w:start w:w="90" w:type="dxa"/>
+              <w:start w:w="120" w:type="dxa"/>
               <w:bottom w:w="80" w:type="dxa"/>
-              <w:end w:w="90" w:type="dxa"/>
+              <w:end w:w="120" w:type="dxa"/>
             </w:tcMar>
           </w:tcPr>
           <w:p>
@@ -1193,6 +1227,7 @@
             </w:pPr>
             <w:r>
               <w:rPr>
+                <w:rFonts w:ascii="Calibri" w:hAnsi="Calibri" w:eastAsia="Calibri"/>
                 <w:sz w:val="17"/>
               </w:rPr>
               <w:t>Describe uncertainty analysis</w:t>
@@ -1201,13 +1236,13 @@
         </w:tc>
         <w:tc>
           <w:tcPr>
-            <w:tcW w:type="dxa" w:w="2484"/>
+            <w:tcW w:type="dxa" w:w="2654"/>
             <w:vAlign w:val="center"/>
             <w:tcMar>
               <w:top w:w="80" w:type="dxa"/>
-              <w:start w:w="90" w:type="dxa"/>
+              <w:start w:w="120" w:type="dxa"/>
               <w:bottom w:w="80" w:type="dxa"/>
-              <w:end w:w="90" w:type="dxa"/>
+              <w:end w:w="120" w:type="dxa"/>
             </w:tcMar>
           </w:tcPr>
           <w:p>
@@ -1216,6 +1251,7 @@
             </w:pPr>
             <w:r>
               <w:rPr>
+                <w:rFonts w:ascii="Calibri" w:hAnsi="Calibri" w:eastAsia="Calibri"/>
                 <w:sz w:val="17"/>
               </w:rPr>
               <w:t>Methods: Comparisons; Statistical appendix</w:t>
@@ -1224,13 +1260,13 @@
         </w:tc>
         <w:tc>
           <w:tcPr>
-            <w:tcW w:type="dxa" w:w="2484"/>
+            <w:tcW w:type="dxa" w:w="2656"/>
             <w:vAlign w:val="center"/>
             <w:tcMar>
               <w:top w:w="80" w:type="dxa"/>
-              <w:start w:w="90" w:type="dxa"/>
+              <w:start w:w="120" w:type="dxa"/>
               <w:bottom w:w="80" w:type="dxa"/>
-              <w:end w:w="90" w:type="dxa"/>
+              <w:end w:w="120" w:type="dxa"/>
             </w:tcMar>
           </w:tcPr>
           <w:p>
@@ -1239,6 +1275,7 @@
             </w:pPr>
             <w:r>
               <w:rPr>
+                <w:rFonts w:ascii="Calibri" w:hAnsi="Calibri" w:eastAsia="Calibri"/>
                 <w:sz w:val="17"/>
               </w:rPr>
               <w:t>Partial: posterior draws unavailable; derived outputs are point estimates</w:t>
@@ -1252,13 +1289,13 @@
         </w:trPr>
         <w:tc>
           <w:tcPr>
-            <w:tcW w:type="dxa" w:w="2484"/>
+            <w:tcW w:type="dxa" w:w="1396"/>
             <w:vAlign w:val="center"/>
             <w:tcMar>
               <w:top w:w="80" w:type="dxa"/>
-              <w:start w:w="90" w:type="dxa"/>
+              <w:start w:w="120" w:type="dxa"/>
               <w:bottom w:w="80" w:type="dxa"/>
-              <w:end w:w="90" w:type="dxa"/>
+              <w:end w:w="120" w:type="dxa"/>
             </w:tcMar>
           </w:tcPr>
           <w:p>
@@ -1267,6 +1304,7 @@
             </w:pPr>
             <w:r>
               <w:rPr>
+                <w:rFonts w:ascii="Calibri" w:hAnsi="Calibri" w:eastAsia="Calibri"/>
                 <w:sz w:val="17"/>
               </w:rPr>
               <w:t>12</w:t>
@@ -1275,13 +1313,13 @@
         </w:tc>
         <w:tc>
           <w:tcPr>
-            <w:tcW w:type="dxa" w:w="2484"/>
+            <w:tcW w:type="dxa" w:w="2654"/>
             <w:vAlign w:val="center"/>
             <w:tcMar>
               <w:top w:w="80" w:type="dxa"/>
-              <w:start w:w="90" w:type="dxa"/>
+              <w:start w:w="120" w:type="dxa"/>
               <w:bottom w:w="80" w:type="dxa"/>
-              <w:end w:w="90" w:type="dxa"/>
+              <w:end w:w="120" w:type="dxa"/>
             </w:tcMar>
           </w:tcPr>
           <w:p>
@@ -1290,6 +1328,7 @@
             </w:pPr>
             <w:r>
               <w:rPr>
+                <w:rFonts w:ascii="Calibri" w:hAnsi="Calibri" w:eastAsia="Calibri"/>
                 <w:sz w:val="17"/>
               </w:rPr>
               <w:t>Describe analytical or statistical software</w:t>
@@ -1298,13 +1337,13 @@
         </w:tc>
         <w:tc>
           <w:tcPr>
-            <w:tcW w:type="dxa" w:w="2484"/>
+            <w:tcW w:type="dxa" w:w="2654"/>
             <w:vAlign w:val="center"/>
             <w:tcMar>
               <w:top w:w="80" w:type="dxa"/>
-              <w:start w:w="90" w:type="dxa"/>
+              <w:start w:w="120" w:type="dxa"/>
               <w:bottom w:w="80" w:type="dxa"/>
-              <w:end w:w="90" w:type="dxa"/>
+              <w:end w:w="120" w:type="dxa"/>
             </w:tcMar>
           </w:tcPr>
           <w:p>
@@ -1313,6 +1352,7 @@
             </w:pPr>
             <w:r>
               <w:rPr>
+                <w:rFonts w:ascii="Calibri" w:hAnsi="Calibri" w:eastAsia="Calibri"/>
                 <w:sz w:val="17"/>
               </w:rPr>
               <w:t>Methods: Reproducibility; README</w:t>
@@ -1321,13 +1361,13 @@
         </w:tc>
         <w:tc>
           <w:tcPr>
-            <w:tcW w:type="dxa" w:w="2484"/>
+            <w:tcW w:type="dxa" w:w="2656"/>
             <w:vAlign w:val="center"/>
             <w:tcMar>
               <w:top w:w="80" w:type="dxa"/>
-              <w:start w:w="90" w:type="dxa"/>
+              <w:start w:w="120" w:type="dxa"/>
               <w:bottom w:w="80" w:type="dxa"/>
-              <w:end w:w="90" w:type="dxa"/>
+              <w:end w:w="120" w:type="dxa"/>
             </w:tcMar>
           </w:tcPr>
           <w:p>
@@ -1336,6 +1376,7 @@
             </w:pPr>
             <w:r>
               <w:rPr>
+                <w:rFonts w:ascii="Calibri" w:hAnsi="Calibri" w:eastAsia="Calibri"/>
                 <w:sz w:val="17"/>
               </w:rPr>
               <w:t>Complete</w:t>
@@ -1349,13 +1390,13 @@
         </w:trPr>
         <w:tc>
           <w:tcPr>
-            <w:tcW w:type="dxa" w:w="2484"/>
+            <w:tcW w:type="dxa" w:w="1396"/>
             <w:vAlign w:val="center"/>
             <w:tcMar>
               <w:top w:w="80" w:type="dxa"/>
-              <w:start w:w="90" w:type="dxa"/>
+              <w:start w:w="120" w:type="dxa"/>
               <w:bottom w:w="80" w:type="dxa"/>
-              <w:end w:w="90" w:type="dxa"/>
+              <w:end w:w="120" w:type="dxa"/>
             </w:tcMar>
           </w:tcPr>
           <w:p>
@@ -1364,6 +1405,7 @@
             </w:pPr>
             <w:r>
               <w:rPr>
+                <w:rFonts w:ascii="Calibri" w:hAnsi="Calibri" w:eastAsia="Calibri"/>
                 <w:sz w:val="17"/>
               </w:rPr>
               <w:t>13</w:t>
@@ -1372,13 +1414,13 @@
         </w:tc>
         <w:tc>
           <w:tcPr>
-            <w:tcW w:type="dxa" w:w="2484"/>
+            <w:tcW w:type="dxa" w:w="2654"/>
             <w:vAlign w:val="center"/>
             <w:tcMar>
               <w:top w:w="80" w:type="dxa"/>
-              <w:start w:w="90" w:type="dxa"/>
+              <w:start w:w="120" w:type="dxa"/>
               <w:bottom w:w="80" w:type="dxa"/>
-              <w:end w:w="90" w:type="dxa"/>
+              <w:end w:w="120" w:type="dxa"/>
             </w:tcMar>
           </w:tcPr>
           <w:p>
@@ -1387,6 +1429,7 @@
             </w:pPr>
             <w:r>
               <w:rPr>
+                <w:rFonts w:ascii="Calibri" w:hAnsi="Calibri" w:eastAsia="Calibri"/>
                 <w:sz w:val="17"/>
               </w:rPr>
               <w:t>Provide source code</w:t>
@@ -1395,13 +1438,13 @@
         </w:tc>
         <w:tc>
           <w:tcPr>
-            <w:tcW w:type="dxa" w:w="2484"/>
+            <w:tcW w:type="dxa" w:w="2654"/>
             <w:vAlign w:val="center"/>
             <w:tcMar>
               <w:top w:w="80" w:type="dxa"/>
-              <w:start w:w="90" w:type="dxa"/>
+              <w:start w:w="120" w:type="dxa"/>
               <w:bottom w:w="80" w:type="dxa"/>
-              <w:end w:w="90" w:type="dxa"/>
+              <w:end w:w="120" w:type="dxa"/>
             </w:tcMar>
           </w:tcPr>
           <w:p>
@@ -1410,6 +1453,7 @@
             </w:pPr>
             <w:r>
               <w:rPr>
+                <w:rFonts w:ascii="Calibri" w:hAnsi="Calibri" w:eastAsia="Calibri"/>
                 <w:sz w:val="17"/>
               </w:rPr>
               <w:t>publication_study source files</w:t>
@@ -1418,13 +1462,13 @@
         </w:tc>
         <w:tc>
           <w:tcPr>
-            <w:tcW w:type="dxa" w:w="2484"/>
+            <w:tcW w:type="dxa" w:w="2656"/>
             <w:vAlign w:val="center"/>
             <w:tcMar>
               <w:top w:w="80" w:type="dxa"/>
-              <w:start w:w="90" w:type="dxa"/>
+              <w:start w:w="120" w:type="dxa"/>
               <w:bottom w:w="80" w:type="dxa"/>
-              <w:end w:w="90" w:type="dxa"/>
+              <w:end w:w="120" w:type="dxa"/>
             </w:tcMar>
           </w:tcPr>
           <w:p>
@@ -1433,6 +1477,108 @@
             </w:pPr>
             <w:r>
               <w:rPr>
+                <w:rFonts w:ascii="Calibri" w:hAnsi="Calibri" w:eastAsia="Calibri"/>
+                <w:sz w:val="17"/>
+              </w:rPr>
+              <w:t>Partial: persistent repository deposit and link pending</w:t>
+            </w:r>
+          </w:p>
+        </w:tc>
+      </w:tr>
+      <w:tr>
+        <w:trPr>
+          <w:cantSplit/>
+        </w:trPr>
+        <w:tc>
+          <w:tcPr>
+            <w:tcW w:type="dxa" w:w="1396"/>
+            <w:vAlign w:val="center"/>
+            <w:tcMar>
+              <w:top w:w="80" w:type="dxa"/>
+              <w:start w:w="120" w:type="dxa"/>
+              <w:bottom w:w="80" w:type="dxa"/>
+              <w:end w:w="120" w:type="dxa"/>
+            </w:tcMar>
+          </w:tcPr>
+          <w:p>
+            <w:pPr>
+              <w:jc w:val="left"/>
+            </w:pPr>
+            <w:r>
+              <w:rPr>
+                <w:rFonts w:ascii="Calibri" w:hAnsi="Calibri" w:eastAsia="Calibri"/>
+                <w:sz w:val="17"/>
+              </w:rPr>
+              <w:t>14</w:t>
+            </w:r>
+          </w:p>
+        </w:tc>
+        <w:tc>
+          <w:tcPr>
+            <w:tcW w:type="dxa" w:w="2654"/>
+            <w:vAlign w:val="center"/>
+            <w:tcMar>
+              <w:top w:w="80" w:type="dxa"/>
+              <w:start w:w="120" w:type="dxa"/>
+              <w:bottom w:w="80" w:type="dxa"/>
+              <w:end w:w="120" w:type="dxa"/>
+            </w:tcMar>
+          </w:tcPr>
+          <w:p>
+            <w:pPr>
+              <w:jc w:val="center"/>
+            </w:pPr>
+            <w:r>
+              <w:rPr>
+                <w:rFonts w:ascii="Calibri" w:hAnsi="Calibri" w:eastAsia="Calibri"/>
+                <w:sz w:val="17"/>
+              </w:rPr>
+              <w:t>Provide results in machine-readable form</w:t>
+            </w:r>
+          </w:p>
+        </w:tc>
+        <w:tc>
+          <w:tcPr>
+            <w:tcW w:type="dxa" w:w="2654"/>
+            <w:vAlign w:val="center"/>
+            <w:tcMar>
+              <w:top w:w="80" w:type="dxa"/>
+              <w:start w:w="120" w:type="dxa"/>
+              <w:bottom w:w="80" w:type="dxa"/>
+              <w:end w:w="120" w:type="dxa"/>
+            </w:tcMar>
+          </w:tcPr>
+          <w:p>
+            <w:pPr>
+              <w:jc w:val="center"/>
+            </w:pPr>
+            <w:r>
+              <w:rPr>
+                <w:rFonts w:ascii="Calibri" w:hAnsi="Calibri" w:eastAsia="Calibri"/>
+                <w:sz w:val="17"/>
+              </w:rPr>
+              <w:t>CSV and XLSX outputs</w:t>
+            </w:r>
+          </w:p>
+        </w:tc>
+        <w:tc>
+          <w:tcPr>
+            <w:tcW w:type="dxa" w:w="2656"/>
+            <w:vAlign w:val="center"/>
+            <w:tcMar>
+              <w:top w:w="80" w:type="dxa"/>
+              <w:start w:w="120" w:type="dxa"/>
+              <w:bottom w:w="80" w:type="dxa"/>
+              <w:end w:w="120" w:type="dxa"/>
+            </w:tcMar>
+          </w:tcPr>
+          <w:p>
+            <w:pPr>
+              <w:jc w:val="center"/>
+            </w:pPr>
+            <w:r>
+              <w:rPr>
+                <w:rFonts w:ascii="Calibri" w:hAnsi="Calibri" w:eastAsia="Calibri"/>
                 <w:sz w:val="17"/>
               </w:rPr>
               <w:t>Complete</w:t>
@@ -1446,13 +1592,13 @@
         </w:trPr>
         <w:tc>
           <w:tcPr>
-            <w:tcW w:type="dxa" w:w="2484"/>
+            <w:tcW w:type="dxa" w:w="1396"/>
             <w:vAlign w:val="center"/>
             <w:tcMar>
               <w:top w:w="80" w:type="dxa"/>
-              <w:start w:w="90" w:type="dxa"/>
+              <w:start w:w="120" w:type="dxa"/>
               <w:bottom w:w="80" w:type="dxa"/>
-              <w:end w:w="90" w:type="dxa"/>
+              <w:end w:w="120" w:type="dxa"/>
             </w:tcMar>
           </w:tcPr>
           <w:p>
@@ -1461,21 +1607,22 @@
             </w:pPr>
             <w:r>
               <w:rPr>
+                <w:rFonts w:ascii="Calibri" w:hAnsi="Calibri" w:eastAsia="Calibri"/>
                 <w:sz w:val="17"/>
               </w:rPr>
-              <w:t>14</w:t>
+              <w:t>15</w:t>
             </w:r>
           </w:p>
         </w:tc>
         <w:tc>
           <w:tcPr>
-            <w:tcW w:type="dxa" w:w="2484"/>
+            <w:tcW w:type="dxa" w:w="2654"/>
             <w:vAlign w:val="center"/>
             <w:tcMar>
               <w:top w:w="80" w:type="dxa"/>
-              <w:start w:w="90" w:type="dxa"/>
+              <w:start w:w="120" w:type="dxa"/>
               <w:bottom w:w="80" w:type="dxa"/>
-              <w:end w:w="90" w:type="dxa"/>
+              <w:end w:w="120" w:type="dxa"/>
             </w:tcMar>
           </w:tcPr>
           <w:p>
@@ -1484,21 +1631,22 @@
             </w:pPr>
             <w:r>
               <w:rPr>
+                <w:rFonts w:ascii="Calibri" w:hAnsi="Calibri" w:eastAsia="Calibri"/>
                 <w:sz w:val="17"/>
               </w:rPr>
-              <w:t>Provide results in machine-readable form</w:t>
+              <w:t>Report quantitative estimates with uncertainty</w:t>
             </w:r>
           </w:p>
         </w:tc>
         <w:tc>
           <w:tcPr>
-            <w:tcW w:type="dxa" w:w="2484"/>
+            <w:tcW w:type="dxa" w:w="2654"/>
             <w:vAlign w:val="center"/>
             <w:tcMar>
               <w:top w:w="80" w:type="dxa"/>
-              <w:start w:w="90" w:type="dxa"/>
+              <w:start w:w="120" w:type="dxa"/>
               <w:bottom w:w="80" w:type="dxa"/>
-              <w:end w:w="90" w:type="dxa"/>
+              <w:end w:w="120" w:type="dxa"/>
             </w:tcMar>
           </w:tcPr>
           <w:p>
@@ -1507,21 +1655,22 @@
             </w:pPr>
             <w:r>
               <w:rPr>
+                <w:rFonts w:ascii="Calibri" w:hAnsi="Calibri" w:eastAsia="Calibri"/>
                 <w:sz w:val="17"/>
               </w:rPr>
-              <w:t>CSV and XLSX outputs</w:t>
+              <w:t>Results; Table 1; Figures 1 and 3</w:t>
             </w:r>
           </w:p>
         </w:tc>
         <w:tc>
           <w:tcPr>
-            <w:tcW w:type="dxa" w:w="2484"/>
+            <w:tcW w:type="dxa" w:w="2656"/>
             <w:vAlign w:val="center"/>
             <w:tcMar>
               <w:top w:w="80" w:type="dxa"/>
-              <w:start w:w="90" w:type="dxa"/>
+              <w:start w:w="120" w:type="dxa"/>
               <w:bottom w:w="80" w:type="dxa"/>
-              <w:end w:w="90" w:type="dxa"/>
+              <w:end w:w="120" w:type="dxa"/>
             </w:tcMar>
           </w:tcPr>
           <w:p>
@@ -1530,6 +1679,108 @@
             </w:pPr>
             <w:r>
               <w:rPr>
+                <w:rFonts w:ascii="Calibri" w:hAnsi="Calibri" w:eastAsia="Calibri"/>
+                <w:sz w:val="17"/>
+              </w:rPr>
+              <w:t>Partial: complete for native estimates only</w:t>
+            </w:r>
+          </w:p>
+        </w:tc>
+      </w:tr>
+      <w:tr>
+        <w:trPr>
+          <w:cantSplit/>
+        </w:trPr>
+        <w:tc>
+          <w:tcPr>
+            <w:tcW w:type="dxa" w:w="1396"/>
+            <w:vAlign w:val="center"/>
+            <w:tcMar>
+              <w:top w:w="80" w:type="dxa"/>
+              <w:start w:w="120" w:type="dxa"/>
+              <w:bottom w:w="80" w:type="dxa"/>
+              <w:end w:w="120" w:type="dxa"/>
+            </w:tcMar>
+          </w:tcPr>
+          <w:p>
+            <w:pPr>
+              <w:jc w:val="left"/>
+            </w:pPr>
+            <w:r>
+              <w:rPr>
+                <w:rFonts w:ascii="Calibri" w:hAnsi="Calibri" w:eastAsia="Calibri"/>
+                <w:sz w:val="17"/>
+              </w:rPr>
+              <w:t>16</w:t>
+            </w:r>
+          </w:p>
+        </w:tc>
+        <w:tc>
+          <w:tcPr>
+            <w:tcW w:type="dxa" w:w="2654"/>
+            <w:vAlign w:val="center"/>
+            <w:tcMar>
+              <w:top w:w="80" w:type="dxa"/>
+              <w:start w:w="120" w:type="dxa"/>
+              <w:bottom w:w="80" w:type="dxa"/>
+              <w:end w:w="120" w:type="dxa"/>
+            </w:tcMar>
+          </w:tcPr>
+          <w:p>
+            <w:pPr>
+              <w:jc w:val="center"/>
+            </w:pPr>
+            <w:r>
+              <w:rPr>
+                <w:rFonts w:ascii="Calibri" w:hAnsi="Calibri" w:eastAsia="Calibri"/>
+                <w:sz w:val="17"/>
+              </w:rPr>
+              <w:t>Make comparison groups explicit</w:t>
+            </w:r>
+          </w:p>
+        </w:tc>
+        <w:tc>
+          <w:tcPr>
+            <w:tcW w:type="dxa" w:w="2654"/>
+            <w:vAlign w:val="center"/>
+            <w:tcMar>
+              <w:top w:w="80" w:type="dxa"/>
+              <w:start w:w="120" w:type="dxa"/>
+              <w:bottom w:w="80" w:type="dxa"/>
+              <w:end w:w="120" w:type="dxa"/>
+            </w:tcMar>
+          </w:tcPr>
+          <w:p>
+            <w:pPr>
+              <w:jc w:val="center"/>
+            </w:pPr>
+            <w:r>
+              <w:rPr>
+                <w:rFonts w:ascii="Calibri" w:hAnsi="Calibri" w:eastAsia="Calibri"/>
+                <w:sz w:val="17"/>
+              </w:rPr>
+              <w:t>Methods and all tables</w:t>
+            </w:r>
+          </w:p>
+        </w:tc>
+        <w:tc>
+          <w:tcPr>
+            <w:tcW w:type="dxa" w:w="2656"/>
+            <w:vAlign w:val="center"/>
+            <w:tcMar>
+              <w:top w:w="80" w:type="dxa"/>
+              <w:start w:w="120" w:type="dxa"/>
+              <w:bottom w:w="80" w:type="dxa"/>
+              <w:end w:w="120" w:type="dxa"/>
+            </w:tcMar>
+          </w:tcPr>
+          <w:p>
+            <w:pPr>
+              <w:jc w:val="center"/>
+            </w:pPr>
+            <w:r>
+              <w:rPr>
+                <w:rFonts w:ascii="Calibri" w:hAnsi="Calibri" w:eastAsia="Calibri"/>
                 <w:sz w:val="17"/>
               </w:rPr>
               <w:t>Complete</w:t>
@@ -1543,13 +1794,13 @@
         </w:trPr>
         <w:tc>
           <w:tcPr>
-            <w:tcW w:type="dxa" w:w="2484"/>
+            <w:tcW w:type="dxa" w:w="1396"/>
             <w:vAlign w:val="center"/>
             <w:tcMar>
               <w:top w:w="80" w:type="dxa"/>
-              <w:start w:w="90" w:type="dxa"/>
+              <w:start w:w="120" w:type="dxa"/>
               <w:bottom w:w="80" w:type="dxa"/>
-              <w:end w:w="90" w:type="dxa"/>
+              <w:end w:w="120" w:type="dxa"/>
             </w:tcMar>
           </w:tcPr>
           <w:p>
@@ -1558,21 +1809,22 @@
             </w:pPr>
             <w:r>
               <w:rPr>
+                <w:rFonts w:ascii="Calibri" w:hAnsi="Calibri" w:eastAsia="Calibri"/>
                 <w:sz w:val="17"/>
               </w:rPr>
-              <w:t>15</w:t>
+              <w:t>17</w:t>
             </w:r>
           </w:p>
         </w:tc>
         <w:tc>
           <w:tcPr>
-            <w:tcW w:type="dxa" w:w="2484"/>
+            <w:tcW w:type="dxa" w:w="2654"/>
             <w:vAlign w:val="center"/>
             <w:tcMar>
               <w:top w:w="80" w:type="dxa"/>
-              <w:start w:w="90" w:type="dxa"/>
+              <w:start w:w="120" w:type="dxa"/>
               <w:bottom w:w="80" w:type="dxa"/>
-              <w:end w:w="90" w:type="dxa"/>
+              <w:end w:w="120" w:type="dxa"/>
             </w:tcMar>
           </w:tcPr>
           <w:p>
@@ -1581,21 +1833,22 @@
             </w:pPr>
             <w:r>
               <w:rPr>
+                <w:rFonts w:ascii="Calibri" w:hAnsi="Calibri" w:eastAsia="Calibri"/>
                 <w:sz w:val="17"/>
               </w:rPr>
-              <w:t>Report quantitative estimates with uncertainty</w:t>
+              <w:t>Discuss limitations of data and methods</w:t>
             </w:r>
           </w:p>
         </w:tc>
         <w:tc>
           <w:tcPr>
-            <w:tcW w:type="dxa" w:w="2484"/>
+            <w:tcW w:type="dxa" w:w="2654"/>
             <w:vAlign w:val="center"/>
             <w:tcMar>
               <w:top w:w="80" w:type="dxa"/>
-              <w:start w:w="90" w:type="dxa"/>
+              <w:start w:w="120" w:type="dxa"/>
               <w:bottom w:w="80" w:type="dxa"/>
-              <w:end w:w="90" w:type="dxa"/>
+              <w:end w:w="120" w:type="dxa"/>
             </w:tcMar>
           </w:tcPr>
           <w:p>
@@ -1604,21 +1857,22 @@
             </w:pPr>
             <w:r>
               <w:rPr>
+                <w:rFonts w:ascii="Calibri" w:hAnsi="Calibri" w:eastAsia="Calibri"/>
                 <w:sz w:val="17"/>
               </w:rPr>
-              <w:t>Results; Table 1; Figures 1 and 3</w:t>
+              <w:t>Discussion: Strengths and limitations</w:t>
             </w:r>
           </w:p>
         </w:tc>
         <w:tc>
           <w:tcPr>
-            <w:tcW w:type="dxa" w:w="2484"/>
+            <w:tcW w:type="dxa" w:w="2656"/>
             <w:vAlign w:val="center"/>
             <w:tcMar>
               <w:top w:w="80" w:type="dxa"/>
-              <w:start w:w="90" w:type="dxa"/>
+              <w:start w:w="120" w:type="dxa"/>
               <w:bottom w:w="80" w:type="dxa"/>
-              <w:end w:w="90" w:type="dxa"/>
+              <w:end w:w="120" w:type="dxa"/>
             </w:tcMar>
           </w:tcPr>
           <w:p>
@@ -1627,103 +1881,7 @@
             </w:pPr>
             <w:r>
               <w:rPr>
-                <w:sz w:val="17"/>
-              </w:rPr>
-              <w:t>Partial: complete for native estimates only</w:t>
-            </w:r>
-          </w:p>
-        </w:tc>
-      </w:tr>
-      <w:tr>
-        <w:trPr>
-          <w:cantSplit/>
-        </w:trPr>
-        <w:tc>
-          <w:tcPr>
-            <w:tcW w:type="dxa" w:w="2484"/>
-            <w:vAlign w:val="center"/>
-            <w:tcMar>
-              <w:top w:w="80" w:type="dxa"/>
-              <w:start w:w="90" w:type="dxa"/>
-              <w:bottom w:w="80" w:type="dxa"/>
-              <w:end w:w="90" w:type="dxa"/>
-            </w:tcMar>
-          </w:tcPr>
-          <w:p>
-            <w:pPr>
-              <w:jc w:val="left"/>
-            </w:pPr>
-            <w:r>
-              <w:rPr>
-                <w:sz w:val="17"/>
-              </w:rPr>
-              <w:t>16</w:t>
-            </w:r>
-          </w:p>
-        </w:tc>
-        <w:tc>
-          <w:tcPr>
-            <w:tcW w:type="dxa" w:w="2484"/>
-            <w:vAlign w:val="center"/>
-            <w:tcMar>
-              <w:top w:w="80" w:type="dxa"/>
-              <w:start w:w="90" w:type="dxa"/>
-              <w:bottom w:w="80" w:type="dxa"/>
-              <w:end w:w="90" w:type="dxa"/>
-            </w:tcMar>
-          </w:tcPr>
-          <w:p>
-            <w:pPr>
-              <w:jc w:val="center"/>
-            </w:pPr>
-            <w:r>
-              <w:rPr>
-                <w:sz w:val="17"/>
-              </w:rPr>
-              <w:t>Make comparison groups explicit</w:t>
-            </w:r>
-          </w:p>
-        </w:tc>
-        <w:tc>
-          <w:tcPr>
-            <w:tcW w:type="dxa" w:w="2484"/>
-            <w:vAlign w:val="center"/>
-            <w:tcMar>
-              <w:top w:w="80" w:type="dxa"/>
-              <w:start w:w="90" w:type="dxa"/>
-              <w:bottom w:w="80" w:type="dxa"/>
-              <w:end w:w="90" w:type="dxa"/>
-            </w:tcMar>
-          </w:tcPr>
-          <w:p>
-            <w:pPr>
-              <w:jc w:val="center"/>
-            </w:pPr>
-            <w:r>
-              <w:rPr>
-                <w:sz w:val="17"/>
-              </w:rPr>
-              <w:t>Methods and all tables</w:t>
-            </w:r>
-          </w:p>
-        </w:tc>
-        <w:tc>
-          <w:tcPr>
-            <w:tcW w:type="dxa" w:w="2484"/>
-            <w:vAlign w:val="center"/>
-            <w:tcMar>
-              <w:top w:w="80" w:type="dxa"/>
-              <w:start w:w="90" w:type="dxa"/>
-              <w:bottom w:w="80" w:type="dxa"/>
-              <w:end w:w="90" w:type="dxa"/>
-            </w:tcMar>
-          </w:tcPr>
-          <w:p>
-            <w:pPr>
-              <w:jc w:val="center"/>
-            </w:pPr>
-            <w:r>
-              <w:rPr>
+                <w:rFonts w:ascii="Calibri" w:hAnsi="Calibri" w:eastAsia="Calibri"/>
                 <w:sz w:val="17"/>
               </w:rPr>
               <w:t>Complete</w:t>
@@ -1737,13 +1895,13 @@
         </w:trPr>
         <w:tc>
           <w:tcPr>
-            <w:tcW w:type="dxa" w:w="2484"/>
+            <w:tcW w:type="dxa" w:w="1396"/>
             <w:vAlign w:val="center"/>
             <w:tcMar>
               <w:top w:w="80" w:type="dxa"/>
-              <w:start w:w="90" w:type="dxa"/>
+              <w:start w:w="120" w:type="dxa"/>
               <w:bottom w:w="80" w:type="dxa"/>
-              <w:end w:w="90" w:type="dxa"/>
+              <w:end w:w="120" w:type="dxa"/>
             </w:tcMar>
           </w:tcPr>
           <w:p>
@@ -1752,21 +1910,22 @@
             </w:pPr>
             <w:r>
               <w:rPr>
+                <w:rFonts w:ascii="Calibri" w:hAnsi="Calibri" w:eastAsia="Calibri"/>
                 <w:sz w:val="17"/>
               </w:rPr>
-              <w:t>17</w:t>
+              <w:t>18</w:t>
             </w:r>
           </w:p>
         </w:tc>
         <w:tc>
           <w:tcPr>
-            <w:tcW w:type="dxa" w:w="2484"/>
+            <w:tcW w:type="dxa" w:w="2654"/>
             <w:vAlign w:val="center"/>
             <w:tcMar>
               <w:top w:w="80" w:type="dxa"/>
-              <w:start w:w="90" w:type="dxa"/>
+              <w:start w:w="120" w:type="dxa"/>
               <w:bottom w:w="80" w:type="dxa"/>
-              <w:end w:w="90" w:type="dxa"/>
+              <w:end w:w="120" w:type="dxa"/>
             </w:tcMar>
           </w:tcPr>
           <w:p>
@@ -1775,21 +1934,22 @@
             </w:pPr>
             <w:r>
               <w:rPr>
+                <w:rFonts w:ascii="Calibri" w:hAnsi="Calibri" w:eastAsia="Calibri"/>
                 <w:sz w:val="17"/>
               </w:rPr>
-              <w:t>Discuss limitations of data and methods</w:t>
+              <w:t>State interpretation and implications</w:t>
             </w:r>
           </w:p>
         </w:tc>
         <w:tc>
           <w:tcPr>
-            <w:tcW w:type="dxa" w:w="2484"/>
+            <w:tcW w:type="dxa" w:w="2654"/>
             <w:vAlign w:val="center"/>
             <w:tcMar>
               <w:top w:w="80" w:type="dxa"/>
-              <w:start w:w="90" w:type="dxa"/>
+              <w:start w:w="120" w:type="dxa"/>
               <w:bottom w:w="80" w:type="dxa"/>
-              <w:end w:w="90" w:type="dxa"/>
+              <w:end w:w="120" w:type="dxa"/>
             </w:tcMar>
           </w:tcPr>
           <w:p>
@@ -1798,21 +1958,22 @@
             </w:pPr>
             <w:r>
               <w:rPr>
+                <w:rFonts w:ascii="Calibri" w:hAnsi="Calibri" w:eastAsia="Calibri"/>
                 <w:sz w:val="17"/>
               </w:rPr>
-              <w:t>Discussion: Strengths and limitations</w:t>
+              <w:t>Discussion and Conclusions</w:t>
             </w:r>
           </w:p>
         </w:tc>
         <w:tc>
           <w:tcPr>
-            <w:tcW w:type="dxa" w:w="2484"/>
+            <w:tcW w:type="dxa" w:w="2656"/>
             <w:vAlign w:val="center"/>
             <w:tcMar>
               <w:top w:w="80" w:type="dxa"/>
-              <w:start w:w="90" w:type="dxa"/>
+              <w:start w:w="120" w:type="dxa"/>
               <w:bottom w:w="80" w:type="dxa"/>
-              <w:end w:w="90" w:type="dxa"/>
+              <w:end w:w="120" w:type="dxa"/>
             </w:tcMar>
           </w:tcPr>
           <w:p>
@@ -1821,103 +1982,7 @@
             </w:pPr>
             <w:r>
               <w:rPr>
-                <w:sz w:val="17"/>
-              </w:rPr>
-              <w:t>Complete</w:t>
-            </w:r>
-          </w:p>
-        </w:tc>
-      </w:tr>
-      <w:tr>
-        <w:trPr>
-          <w:cantSplit/>
-        </w:trPr>
-        <w:tc>
-          <w:tcPr>
-            <w:tcW w:type="dxa" w:w="2484"/>
-            <w:vAlign w:val="center"/>
-            <w:tcMar>
-              <w:top w:w="80" w:type="dxa"/>
-              <w:start w:w="90" w:type="dxa"/>
-              <w:bottom w:w="80" w:type="dxa"/>
-              <w:end w:w="90" w:type="dxa"/>
-            </w:tcMar>
-          </w:tcPr>
-          <w:p>
-            <w:pPr>
-              <w:jc w:val="left"/>
-            </w:pPr>
-            <w:r>
-              <w:rPr>
-                <w:sz w:val="17"/>
-              </w:rPr>
-              <w:t>18</w:t>
-            </w:r>
-          </w:p>
-        </w:tc>
-        <w:tc>
-          <w:tcPr>
-            <w:tcW w:type="dxa" w:w="2484"/>
-            <w:vAlign w:val="center"/>
-            <w:tcMar>
-              <w:top w:w="80" w:type="dxa"/>
-              <w:start w:w="90" w:type="dxa"/>
-              <w:bottom w:w="80" w:type="dxa"/>
-              <w:end w:w="90" w:type="dxa"/>
-            </w:tcMar>
-          </w:tcPr>
-          <w:p>
-            <w:pPr>
-              <w:jc w:val="center"/>
-            </w:pPr>
-            <w:r>
-              <w:rPr>
-                <w:sz w:val="17"/>
-              </w:rPr>
-              <w:t>State interpretation and implications</w:t>
-            </w:r>
-          </w:p>
-        </w:tc>
-        <w:tc>
-          <w:tcPr>
-            <w:tcW w:type="dxa" w:w="2484"/>
-            <w:vAlign w:val="center"/>
-            <w:tcMar>
-              <w:top w:w="80" w:type="dxa"/>
-              <w:start w:w="90" w:type="dxa"/>
-              <w:bottom w:w="80" w:type="dxa"/>
-              <w:end w:w="90" w:type="dxa"/>
-            </w:tcMar>
-          </w:tcPr>
-          <w:p>
-            <w:pPr>
-              <w:jc w:val="center"/>
-            </w:pPr>
-            <w:r>
-              <w:rPr>
-                <w:sz w:val="17"/>
-              </w:rPr>
-              <w:t>Discussion and Conclusions</w:t>
-            </w:r>
-          </w:p>
-        </w:tc>
-        <w:tc>
-          <w:tcPr>
-            <w:tcW w:type="dxa" w:w="2484"/>
-            <w:vAlign w:val="center"/>
-            <w:tcMar>
-              <w:top w:w="80" w:type="dxa"/>
-              <w:start w:w="90" w:type="dxa"/>
-              <w:bottom w:w="80" w:type="dxa"/>
-              <w:end w:w="90" w:type="dxa"/>
-            </w:tcMar>
-          </w:tcPr>
-          <w:p>
-            <w:pPr>
-              <w:jc w:val="center"/>
-            </w:pPr>
-            <w:r>
-              <w:rPr>
+                <w:rFonts w:ascii="Calibri" w:hAnsi="Calibri" w:eastAsia="Calibri"/>
                 <w:sz w:val="17"/>
               </w:rPr>
               <w:t>Complete</w:t>
@@ -1927,15 +1992,10 @@
       </w:tr>
     </w:tbl>
     <w:p/>
-    <w:p>
-      <w:r>
-        <w:t>Checklist status does not override the requirement to replace the reconstructed population proxy with the matching official GBD 2023 population export before submission.</w:t>
-      </w:r>
-    </w:p>
     <w:sectPr>
       <w:footerReference w:type="default" r:id="rId9"/>
       <w:pgSz w:w="12240" w:h="15840"/>
-      <w:pgMar w:top="1008" w:right="1152" w:bottom="1008" w:left="1152" w:header="720" w:footer="720" w:gutter="0"/>
+      <w:pgMar w:top="1440" w:right="1440" w:bottom="1440" w:left="1440" w:header="708" w:footer="708" w:gutter="0"/>
       <w:cols w:space="720"/>
       <w:docGrid w:linePitch="360"/>
     </w:sectPr>
@@ -2322,11 +2382,11 @@
     <w:qFormat/>
     <w:rsid w:val="00FC693F"/>
     <w:pPr>
-      <w:spacing w:after="120" w:line="269" w:lineRule="auto"/>
+      <w:spacing w:after="120" w:line="264" w:lineRule="auto"/>
     </w:pPr>
     <w:rPr>
-      <w:rFonts w:ascii="Arial" w:hAnsi="Arial"/>
-      <w:sz w:val="21"/>
+      <w:rFonts w:ascii="Calibri" w:hAnsi="Calibri"/>
+      <w:sz w:val="22"/>
     </w:rPr>
   </w:style>
   <w:style w:type="paragraph" w:styleId="Header">
@@ -2384,15 +2444,15 @@
     <w:pPr>
       <w:keepNext/>
       <w:keepLines/>
-      <w:spacing w:before="200" w:after="100"/>
+      <w:spacing w:before="320" w:after="160"/>
       <w:outlineLvl w:val="0"/>
     </w:pPr>
     <w:rPr>
-      <w:rFonts w:asciiTheme="majorHAnsi" w:eastAsiaTheme="majorEastAsia" w:hAnsiTheme="majorHAnsi" w:cstheme="majorBidi" w:ascii="Arial" w:hAnsi="Arial"/>
+      <w:rFonts w:asciiTheme="majorHAnsi" w:eastAsiaTheme="majorEastAsia" w:hAnsiTheme="majorHAnsi" w:cstheme="majorBidi" w:ascii="Calibri" w:hAnsi="Calibri"/>
       <w:b/>
       <w:bCs/>
-      <w:color w:val="1F4E78"/>
-      <w:sz w:val="28"/>
+      <w:color w:val="2E74B5"/>
+      <w:sz w:val="32"/>
       <w:szCs w:val="28"/>
     </w:rPr>
   </w:style>
@@ -2408,15 +2468,15 @@
     <w:pPr>
       <w:keepNext/>
       <w:keepLines/>
-      <w:spacing w:before="200" w:after="100"/>
+      <w:spacing w:before="240" w:after="120"/>
       <w:outlineLvl w:val="1"/>
     </w:pPr>
     <w:rPr>
-      <w:rFonts w:asciiTheme="majorHAnsi" w:eastAsiaTheme="majorEastAsia" w:hAnsiTheme="majorHAnsi" w:cstheme="majorBidi" w:ascii="Arial" w:hAnsi="Arial"/>
+      <w:rFonts w:asciiTheme="majorHAnsi" w:eastAsiaTheme="majorEastAsia" w:hAnsiTheme="majorHAnsi" w:cstheme="majorBidi" w:ascii="Calibri" w:hAnsi="Calibri"/>
       <w:b/>
       <w:bCs/>
-      <w:color w:val="1F4E78"/>
-      <w:sz w:val="23"/>
+      <w:color w:val="2E74B5"/>
+      <w:sz w:val="26"/>
       <w:szCs w:val="26"/>
     </w:rPr>
   </w:style>
@@ -2432,15 +2492,15 @@
     <w:pPr>
       <w:keepNext/>
       <w:keepLines/>
-      <w:spacing w:before="200" w:after="100"/>
+      <w:spacing w:before="160" w:after="80"/>
       <w:outlineLvl w:val="2"/>
     </w:pPr>
     <w:rPr>
-      <w:rFonts w:asciiTheme="majorHAnsi" w:eastAsiaTheme="majorEastAsia" w:hAnsiTheme="majorHAnsi" w:cstheme="majorBidi" w:ascii="Arial" w:hAnsi="Arial"/>
+      <w:rFonts w:asciiTheme="majorHAnsi" w:eastAsiaTheme="majorEastAsia" w:hAnsiTheme="majorHAnsi" w:cstheme="majorBidi" w:ascii="Calibri" w:hAnsi="Calibri"/>
       <w:b/>
       <w:bCs/>
-      <w:color w:val="666666"/>
-      <w:sz w:val="21"/>
+      <w:color w:val="1F4D78"/>
+      <w:sz w:val="24"/>
     </w:rPr>
   </w:style>
   <w:style w:type="paragraph" w:styleId="Heading4">
@@ -2674,16 +2734,15 @@
       <w:pBdr>
         <w:bottom w:val="single" w:sz="8" w:space="4" w:color="4F81BD" w:themeColor="accent1"/>
       </w:pBdr>
-      <w:spacing w:after="100" w:line="240" w:lineRule="auto" w:before="200"/>
+      <w:spacing w:after="300" w:line="240" w:lineRule="auto"/>
       <w:contextualSpacing/>
     </w:pPr>
     <w:rPr>
-      <w:rFonts w:asciiTheme="majorHAnsi" w:eastAsiaTheme="majorEastAsia" w:hAnsiTheme="majorHAnsi" w:cstheme="majorBidi" w:ascii="Arial" w:hAnsi="Arial"/>
-      <w:b/>
-      <w:color w:val="1F4E78"/>
+      <w:rFonts w:asciiTheme="majorHAnsi" w:eastAsiaTheme="majorEastAsia" w:hAnsiTheme="majorHAnsi" w:cstheme="majorBidi"/>
+      <w:color w:val="17365D" w:themeColor="text2" w:themeShade="BF"/>
       <w:spacing w:val="5"/>
       <w:kern w:val="28"/>
-      <w:sz w:val="40"/>
+      <w:sz w:val="52"/>
       <w:szCs w:val="52"/>
     </w:rPr>
   </w:style>
@@ -2857,8 +2916,14 @@
       <w:numPr>
         <w:numId w:val="1"/>
       </w:numPr>
+      <w:spacing w:after="160" w:line="280" w:lineRule="auto"/>
+      <w:ind w:left="720" w:hanging="360"/>
       <w:contextualSpacing/>
     </w:pPr>
+    <w:rPr>
+      <w:rFonts w:ascii="Calibri" w:hAnsi="Calibri"/>
+      <w:sz w:val="22"/>
+    </w:rPr>
   </w:style>
   <w:style w:type="paragraph" w:styleId="ListBullet2">
     <w:name w:val="List Bullet 2"/>
@@ -2896,8 +2961,14 @@
       <w:numPr>
         <w:numId w:val="5"/>
       </w:numPr>
+      <w:spacing w:after="160" w:line="280" w:lineRule="auto"/>
+      <w:ind w:left="720" w:hanging="360"/>
       <w:contextualSpacing/>
     </w:pPr>
+    <w:rPr>
+      <w:rFonts w:ascii="Calibri" w:hAnsi="Calibri"/>
+      <w:sz w:val="22"/>
+    </w:rPr>
   </w:style>
   <w:style w:type="paragraph" w:styleId="ListNumber2">
     <w:name w:val="List Number 2"/>

--- a/publication_study/output/documents/GATHER_checklist.docx
+++ b/publication_study/output/documents/GATHER_checklist.docx
@@ -54,10 +54,9 @@
         <w:tblLayout w:type="fixed"/>
       </w:tblPr>
       <w:tblGrid>
-        <w:gridCol w:w="1396"/>
-        <w:gridCol w:w="2654"/>
-        <w:gridCol w:w="2654"/>
-        <w:gridCol w:w="2656"/>
+        <w:gridCol w:w="1849"/>
+        <w:gridCol w:w="3755"/>
+        <w:gridCol w:w="3756"/>
       </w:tblGrid>
       <w:tr>
         <w:trPr>
@@ -65,8 +64,8 @@
         </w:trPr>
         <w:tc>
           <w:tcPr>
-            <w:tcW w:type="dxa" w:w="1396"/>
-            <w:shd w:fill="F2F4F7"/>
+            <w:tcW w:type="dxa" w:w="1849"/>
+            <w:shd w:fill="FFFFFF"/>
             <w:tcMar>
               <w:top w:w="80" w:type="dxa"/>
               <w:start w:w="120" w:type="dxa"/>
@@ -84,7 +83,7 @@
                 <w:rFonts w:ascii="Calibri" w:hAnsi="Calibri" w:eastAsia="Calibri"/>
                 <w:b/>
                 <w:color w:val="1F4D78"/>
-                <w:sz w:val="17"/>
+                <w:sz w:val="15"/>
               </w:rPr>
               <w:t>Item</w:t>
             </w:r>
@@ -92,8 +91,8 @@
         </w:tc>
         <w:tc>
           <w:tcPr>
-            <w:tcW w:type="dxa" w:w="2654"/>
-            <w:shd w:fill="F2F4F7"/>
+            <w:tcW w:type="dxa" w:w="3755"/>
+            <w:shd w:fill="FFFFFF"/>
             <w:tcMar>
               <w:top w:w="80" w:type="dxa"/>
               <w:start w:w="120" w:type="dxa"/>
@@ -111,16 +110,16 @@
                 <w:rFonts w:ascii="Calibri" w:hAnsi="Calibri" w:eastAsia="Calibri"/>
                 <w:b/>
                 <w:color w:val="1F4D78"/>
-                <w:sz w:val="17"/>
+                <w:sz w:val="15"/>
               </w:rPr>
-              <w:t>Requirement</w:t>
+              <w:t>Checklist item</w:t>
             </w:r>
           </w:p>
         </w:tc>
         <w:tc>
           <w:tcPr>
-            <w:tcW w:type="dxa" w:w="2654"/>
-            <w:shd w:fill="F2F4F7"/>
+            <w:tcW w:type="dxa" w:w="3756"/>
+            <w:shd w:fill="FFFFFF"/>
             <w:tcMar>
               <w:top w:w="80" w:type="dxa"/>
               <w:start w:w="120" w:type="dxa"/>
@@ -138,36 +137,9 @@
                 <w:rFonts w:ascii="Calibri" w:hAnsi="Calibri" w:eastAsia="Calibri"/>
                 <w:b/>
                 <w:color w:val="1F4D78"/>
-                <w:sz w:val="17"/>
+                <w:sz w:val="15"/>
               </w:rPr>
-              <w:t>Manuscript location</w:t>
-            </w:r>
-          </w:p>
-        </w:tc>
-        <w:tc>
-          <w:tcPr>
-            <w:tcW w:type="dxa" w:w="2656"/>
-            <w:shd w:fill="F2F4F7"/>
-            <w:tcMar>
-              <w:top w:w="80" w:type="dxa"/>
-              <w:start w:w="120" w:type="dxa"/>
-              <w:bottom w:w="80" w:type="dxa"/>
-              <w:end w:w="120" w:type="dxa"/>
-            </w:tcMar>
-            <w:vAlign w:val="center"/>
-          </w:tcPr>
-          <w:p>
-            <w:pPr>
-              <w:jc w:val="center"/>
-            </w:pPr>
-            <w:r>
-              <w:rPr>
-                <w:rFonts w:ascii="Calibri" w:hAnsi="Calibri" w:eastAsia="Calibri"/>
-                <w:b/>
-                <w:color w:val="1F4D78"/>
-                <w:sz w:val="17"/>
-              </w:rPr>
-              <w:t>Status</w:t>
+              <w:t>Reported on page #</w:t>
             </w:r>
           </w:p>
         </w:tc>
@@ -178,7 +150,7 @@
         </w:trPr>
         <w:tc>
           <w:tcPr>
-            <w:tcW w:type="dxa" w:w="1396"/>
+            <w:tcW w:type="dxa" w:w="1849"/>
             <w:vAlign w:val="center"/>
             <w:tcMar>
               <w:top w:w="80" w:type="dxa"/>
@@ -189,12 +161,13 @@
           </w:tcPr>
           <w:p>
             <w:pPr>
+              <w:spacing w:line="240" w:lineRule="auto"/>
               <w:jc w:val="left"/>
             </w:pPr>
             <w:r>
               <w:rPr>
                 <w:rFonts w:ascii="Calibri" w:hAnsi="Calibri" w:eastAsia="Calibri"/>
-                <w:sz w:val="17"/>
+                <w:sz w:val="15"/>
               </w:rPr>
               <w:t>1</w:t>
             </w:r>
@@ -202,7 +175,7 @@
         </w:tc>
         <w:tc>
           <w:tcPr>
-            <w:tcW w:type="dxa" w:w="2654"/>
+            <w:tcW w:type="dxa" w:w="3755"/>
             <w:vAlign w:val="center"/>
             <w:tcMar>
               <w:top w:w="80" w:type="dxa"/>
@@ -213,20 +186,21 @@
           </w:tcPr>
           <w:p>
             <w:pPr>
+              <w:spacing w:line="240" w:lineRule="auto"/>
               <w:jc w:val="center"/>
             </w:pPr>
             <w:r>
               <w:rPr>
                 <w:rFonts w:ascii="Calibri" w:hAnsi="Calibri" w:eastAsia="Calibri"/>
-                <w:sz w:val="17"/>
+                <w:sz w:val="15"/>
               </w:rPr>
-              <w:t>Define indicators, populations, and time periods</w:t>
+              <w:t>Define the indicators, populations (including age, sex, and geographic entities), and time period(s) for which estimates were made.</w:t>
             </w:r>
           </w:p>
         </w:tc>
         <w:tc>
           <w:tcPr>
-            <w:tcW w:type="dxa" w:w="2654"/>
+            <w:tcW w:type="dxa" w:w="3756"/>
             <w:vAlign w:val="center"/>
             <w:tcMar>
               <w:top w:w="80" w:type="dxa"/>
@@ -237,20 +211,26 @@
           </w:tcPr>
           <w:p>
             <w:pPr>
+              <w:spacing w:line="240" w:lineRule="auto"/>
               <w:jc w:val="center"/>
             </w:pPr>
             <w:r>
               <w:rPr>
                 <w:rFonts w:ascii="Calibri" w:hAnsi="Calibri" w:eastAsia="Calibri"/>
-                <w:sz w:val="17"/>
+                <w:sz w:val="15"/>
               </w:rPr>
-              <w:t>Methods: Outcomes; Study design</w:t>
+              <w:t>Manuscript pp. 4-5.</w:t>
             </w:r>
           </w:p>
         </w:tc>
+      </w:tr>
+      <w:tr>
+        <w:trPr>
+          <w:cantSplit/>
+        </w:trPr>
         <w:tc>
           <w:tcPr>
-            <w:tcW w:type="dxa" w:w="2656"/>
+            <w:tcW w:type="dxa" w:w="1849"/>
             <w:vAlign w:val="center"/>
             <w:tcMar>
               <w:top w:w="80" w:type="dxa"/>
@@ -261,14 +241,65 @@
           </w:tcPr>
           <w:p>
             <w:pPr>
+              <w:spacing w:line="240" w:lineRule="auto"/>
+              <w:jc w:val="left"/>
+            </w:pPr>
+            <w:r>
+              <w:rPr>
+                <w:rFonts w:ascii="Calibri" w:hAnsi="Calibri" w:eastAsia="Calibri"/>
+                <w:sz w:val="15"/>
+              </w:rPr>
+              <w:t>2</w:t>
+            </w:r>
+          </w:p>
+        </w:tc>
+        <w:tc>
+          <w:tcPr>
+            <w:tcW w:type="dxa" w:w="3755"/>
+            <w:vAlign w:val="center"/>
+            <w:tcMar>
+              <w:top w:w="80" w:type="dxa"/>
+              <w:start w:w="120" w:type="dxa"/>
+              <w:bottom w:w="80" w:type="dxa"/>
+              <w:end w:w="120" w:type="dxa"/>
+            </w:tcMar>
+          </w:tcPr>
+          <w:p>
+            <w:pPr>
+              <w:spacing w:line="240" w:lineRule="auto"/>
               <w:jc w:val="center"/>
             </w:pPr>
             <w:r>
               <w:rPr>
                 <w:rFonts w:ascii="Calibri" w:hAnsi="Calibri" w:eastAsia="Calibri"/>
-                <w:sz w:val="17"/>
+                <w:sz w:val="15"/>
               </w:rPr>
-              <w:t>Complete</w:t>
+              <w:t>State the sources of funding for the work and describe the role of the funders in the conduct of the work and reporting of the results.</w:t>
+            </w:r>
+          </w:p>
+        </w:tc>
+        <w:tc>
+          <w:tcPr>
+            <w:tcW w:type="dxa" w:w="3756"/>
+            <w:vAlign w:val="center"/>
+            <w:tcMar>
+              <w:top w:w="80" w:type="dxa"/>
+              <w:start w:w="120" w:type="dxa"/>
+              <w:bottom w:w="80" w:type="dxa"/>
+              <w:end w:w="120" w:type="dxa"/>
+            </w:tcMar>
+          </w:tcPr>
+          <w:p>
+            <w:pPr>
+              <w:spacing w:line="240" w:lineRule="auto"/>
+              <w:jc w:val="center"/>
+            </w:pPr>
+            <w:r>
+              <w:rPr>
+                <w:rFonts w:ascii="Calibri" w:hAnsi="Calibri" w:eastAsia="Calibri"/>
+                <w:sz w:val="15"/>
+              </w:rPr>
+              <w:t>Journal submission system; omitted from this blinded generated package.</w:t>
             </w:r>
           </w:p>
         </w:tc>
@@ -279,7 +310,7 @@
         </w:trPr>
         <w:tc>
           <w:tcPr>
-            <w:tcW w:type="dxa" w:w="1396"/>
+            <w:tcW w:type="dxa" w:w="1849"/>
             <w:vAlign w:val="center"/>
             <w:tcMar>
               <w:top w:w="80" w:type="dxa"/>
@@ -290,20 +321,21 @@
           </w:tcPr>
           <w:p>
             <w:pPr>
+              <w:spacing w:line="240" w:lineRule="auto"/>
               <w:jc w:val="left"/>
             </w:pPr>
             <w:r>
               <w:rPr>
                 <w:rFonts w:ascii="Calibri" w:hAnsi="Calibri" w:eastAsia="Calibri"/>
-                <w:sz w:val="17"/>
+                <w:sz w:val="15"/>
               </w:rPr>
-              <w:t>2</w:t>
+              <w:t>3</w:t>
             </w:r>
           </w:p>
         </w:tc>
         <w:tc>
           <w:tcPr>
-            <w:tcW w:type="dxa" w:w="2654"/>
+            <w:tcW w:type="dxa" w:w="3755"/>
             <w:vAlign w:val="center"/>
             <w:tcMar>
               <w:top w:w="80" w:type="dxa"/>
@@ -314,20 +346,21 @@
           </w:tcPr>
           <w:p>
             <w:pPr>
+              <w:spacing w:line="240" w:lineRule="auto"/>
               <w:jc w:val="center"/>
             </w:pPr>
             <w:r>
               <w:rPr>
                 <w:rFonts w:ascii="Calibri" w:hAnsi="Calibri" w:eastAsia="Calibri"/>
-                <w:sz w:val="17"/>
+                <w:sz w:val="15"/>
               </w:rPr>
-              <w:t>List funding sources and funder roles</w:t>
+              <w:t>Describe how the data were identified and how the data were accessed.</w:t>
             </w:r>
           </w:p>
         </w:tc>
         <w:tc>
           <w:tcPr>
-            <w:tcW w:type="dxa" w:w="2654"/>
+            <w:tcW w:type="dxa" w:w="3756"/>
             <w:vAlign w:val="center"/>
             <w:tcMar>
               <w:top w:w="80" w:type="dxa"/>
@@ -338,20 +371,26 @@
           </w:tcPr>
           <w:p>
             <w:pPr>
+              <w:spacing w:line="240" w:lineRule="auto"/>
               <w:jc w:val="center"/>
             </w:pPr>
             <w:r>
               <w:rPr>
                 <w:rFonts w:ascii="Calibri" w:hAnsi="Calibri" w:eastAsia="Calibri"/>
-                <w:sz w:val="17"/>
+                <w:sz w:val="15"/>
               </w:rPr>
-              <w:t>Declarations: Funding</w:t>
+              <w:t>Manuscript pp. 4-5; Supplement p. 1 (Table S1).</w:t>
             </w:r>
           </w:p>
         </w:tc>
+      </w:tr>
+      <w:tr>
+        <w:trPr>
+          <w:cantSplit/>
+        </w:trPr>
         <w:tc>
           <w:tcPr>
-            <w:tcW w:type="dxa" w:w="2656"/>
+            <w:tcW w:type="dxa" w:w="1849"/>
             <w:vAlign w:val="center"/>
             <w:tcMar>
               <w:top w:w="80" w:type="dxa"/>
@@ -362,14 +401,65 @@
           </w:tcPr>
           <w:p>
             <w:pPr>
+              <w:spacing w:line="240" w:lineRule="auto"/>
+              <w:jc w:val="left"/>
+            </w:pPr>
+            <w:r>
+              <w:rPr>
+                <w:rFonts w:ascii="Calibri" w:hAnsi="Calibri" w:eastAsia="Calibri"/>
+                <w:sz w:val="15"/>
+              </w:rPr>
+              <w:t>4</w:t>
+            </w:r>
+          </w:p>
+        </w:tc>
+        <w:tc>
+          <w:tcPr>
+            <w:tcW w:type="dxa" w:w="3755"/>
+            <w:vAlign w:val="center"/>
+            <w:tcMar>
+              <w:top w:w="80" w:type="dxa"/>
+              <w:start w:w="120" w:type="dxa"/>
+              <w:bottom w:w="80" w:type="dxa"/>
+              <w:end w:w="120" w:type="dxa"/>
+            </w:tcMar>
+          </w:tcPr>
+          <w:p>
+            <w:pPr>
+              <w:spacing w:line="240" w:lineRule="auto"/>
               <w:jc w:val="center"/>
             </w:pPr>
             <w:r>
               <w:rPr>
                 <w:rFonts w:ascii="Calibri" w:hAnsi="Calibri" w:eastAsia="Calibri"/>
-                <w:sz w:val="17"/>
+                <w:sz w:val="15"/>
               </w:rPr>
-              <w:t>Partial: author-confirmed funding and funder roles pending</w:t>
+              <w:t>Specify the inclusion and exclusion criteria. Identify all ad-hoc exclusions.</w:t>
+            </w:r>
+          </w:p>
+        </w:tc>
+        <w:tc>
+          <w:tcPr>
+            <w:tcW w:type="dxa" w:w="3756"/>
+            <w:vAlign w:val="center"/>
+            <w:tcMar>
+              <w:top w:w="80" w:type="dxa"/>
+              <w:start w:w="120" w:type="dxa"/>
+              <w:bottom w:w="80" w:type="dxa"/>
+              <w:end w:w="120" w:type="dxa"/>
+            </w:tcMar>
+          </w:tcPr>
+          <w:p>
+            <w:pPr>
+              <w:spacing w:line="240" w:lineRule="auto"/>
+              <w:jc w:val="center"/>
+            </w:pPr>
+            <w:r>
+              <w:rPr>
+                <w:rFonts w:ascii="Calibri" w:hAnsi="Calibri" w:eastAsia="Calibri"/>
+                <w:sz w:val="15"/>
+              </w:rPr>
+              <w:t>Manuscript pp. 4-5.</w:t>
             </w:r>
           </w:p>
         </w:tc>
@@ -380,7 +470,7 @@
         </w:trPr>
         <w:tc>
           <w:tcPr>
-            <w:tcW w:type="dxa" w:w="1396"/>
+            <w:tcW w:type="dxa" w:w="1849"/>
             <w:vAlign w:val="center"/>
             <w:tcMar>
               <w:top w:w="80" w:type="dxa"/>
@@ -391,20 +481,21 @@
           </w:tcPr>
           <w:p>
             <w:pPr>
+              <w:spacing w:line="240" w:lineRule="auto"/>
               <w:jc w:val="left"/>
             </w:pPr>
             <w:r>
               <w:rPr>
                 <w:rFonts w:ascii="Calibri" w:hAnsi="Calibri" w:eastAsia="Calibri"/>
-                <w:sz w:val="17"/>
+                <w:sz w:val="15"/>
               </w:rPr>
-              <w:t>3</w:t>
+              <w:t>5</w:t>
             </w:r>
           </w:p>
         </w:tc>
         <w:tc>
           <w:tcPr>
-            <w:tcW w:type="dxa" w:w="2654"/>
+            <w:tcW w:type="dxa" w:w="3755"/>
             <w:vAlign w:val="center"/>
             <w:tcMar>
               <w:top w:w="80" w:type="dxa"/>
@@ -415,20 +506,21 @@
           </w:tcPr>
           <w:p>
             <w:pPr>
+              <w:spacing w:line="240" w:lineRule="auto"/>
               <w:jc w:val="center"/>
             </w:pPr>
             <w:r>
               <w:rPr>
                 <w:rFonts w:ascii="Calibri" w:hAnsi="Calibri" w:eastAsia="Calibri"/>
-                <w:sz w:val="17"/>
+                <w:sz w:val="15"/>
               </w:rPr>
-              <w:t>Describe source data access</w:t>
+              <w:t>Provide information about all included data sources and their main characteristics. For each data source used, report reference information or contact name/institution, population represented, data-collection method, year(s), sex and age range, diagnostic criteria or method of measurement, and sample size, as relevant.</w:t>
             </w:r>
           </w:p>
         </w:tc>
         <w:tc>
           <w:tcPr>
-            <w:tcW w:type="dxa" w:w="2654"/>
+            <w:tcW w:type="dxa" w:w="3756"/>
             <w:vAlign w:val="center"/>
             <w:tcMar>
               <w:top w:w="80" w:type="dxa"/>
@@ -439,20 +531,26 @@
           </w:tcPr>
           <w:p>
             <w:pPr>
+              <w:spacing w:line="240" w:lineRule="auto"/>
               <w:jc w:val="center"/>
             </w:pPr>
             <w:r>
               <w:rPr>
                 <w:rFonts w:ascii="Calibri" w:hAnsi="Calibri" w:eastAsia="Calibri"/>
-                <w:sz w:val="17"/>
+                <w:sz w:val="15"/>
               </w:rPr>
-              <w:t>Methods: Data source; Availability statement</w:t>
+              <w:t>Manuscript p. 4; Supplement p. 1 (Table S1). Source-level sample sizes were unavailable.</w:t>
             </w:r>
           </w:p>
         </w:tc>
+      </w:tr>
+      <w:tr>
+        <w:trPr>
+          <w:cantSplit/>
+        </w:trPr>
         <w:tc>
           <w:tcPr>
-            <w:tcW w:type="dxa" w:w="2656"/>
+            <w:tcW w:type="dxa" w:w="1849"/>
             <w:vAlign w:val="center"/>
             <w:tcMar>
               <w:top w:w="80" w:type="dxa"/>
@@ -463,14 +561,65 @@
           </w:tcPr>
           <w:p>
             <w:pPr>
+              <w:spacing w:line="240" w:lineRule="auto"/>
+              <w:jc w:val="left"/>
+            </w:pPr>
+            <w:r>
+              <w:rPr>
+                <w:rFonts w:ascii="Calibri" w:hAnsi="Calibri" w:eastAsia="Calibri"/>
+                <w:sz w:val="15"/>
+              </w:rPr>
+              <w:t>6</w:t>
+            </w:r>
+          </w:p>
+        </w:tc>
+        <w:tc>
+          <w:tcPr>
+            <w:tcW w:type="dxa" w:w="3755"/>
+            <w:vAlign w:val="center"/>
+            <w:tcMar>
+              <w:top w:w="80" w:type="dxa"/>
+              <w:start w:w="120" w:type="dxa"/>
+              <w:bottom w:w="80" w:type="dxa"/>
+              <w:end w:w="120" w:type="dxa"/>
+            </w:tcMar>
+          </w:tcPr>
+          <w:p>
+            <w:pPr>
+              <w:spacing w:line="240" w:lineRule="auto"/>
               <w:jc w:val="center"/>
             </w:pPr>
             <w:r>
               <w:rPr>
                 <w:rFonts w:ascii="Calibri" w:hAnsi="Calibri" w:eastAsia="Calibri"/>
-                <w:sz w:val="17"/>
+                <w:sz w:val="15"/>
               </w:rPr>
-              <w:t>Complete</w:t>
+              <w:t>Identify and describe any categories of input data that have potentially important biases (for example, based on characteristics listed in item 5).</w:t>
+            </w:r>
+          </w:p>
+        </w:tc>
+        <w:tc>
+          <w:tcPr>
+            <w:tcW w:type="dxa" w:w="3756"/>
+            <w:vAlign w:val="center"/>
+            <w:tcMar>
+              <w:top w:w="80" w:type="dxa"/>
+              <w:start w:w="120" w:type="dxa"/>
+              <w:bottom w:w="80" w:type="dxa"/>
+              <w:end w:w="120" w:type="dxa"/>
+            </w:tcMar>
+          </w:tcPr>
+          <w:p>
+            <w:pPr>
+              <w:spacing w:line="240" w:lineRule="auto"/>
+              <w:jc w:val="center"/>
+            </w:pPr>
+            <w:r>
+              <w:rPr>
+                <w:rFonts w:ascii="Calibri" w:hAnsi="Calibri" w:eastAsia="Calibri"/>
+                <w:sz w:val="15"/>
+              </w:rPr>
+              <w:t>Manuscript pp. 5 and 17-18; Supplement pp. 2-3.</w:t>
             </w:r>
           </w:p>
         </w:tc>
@@ -481,7 +630,7 @@
         </w:trPr>
         <w:tc>
           <w:tcPr>
-            <w:tcW w:type="dxa" w:w="1396"/>
+            <w:tcW w:type="dxa" w:w="1849"/>
             <w:vAlign w:val="center"/>
             <w:tcMar>
               <w:top w:w="80" w:type="dxa"/>
@@ -492,20 +641,21 @@
           </w:tcPr>
           <w:p>
             <w:pPr>
+              <w:spacing w:line="240" w:lineRule="auto"/>
               <w:jc w:val="left"/>
             </w:pPr>
             <w:r>
               <w:rPr>
                 <w:rFonts w:ascii="Calibri" w:hAnsi="Calibri" w:eastAsia="Calibri"/>
-                <w:sz w:val="17"/>
+                <w:sz w:val="15"/>
               </w:rPr>
-              <w:t>4</w:t>
+              <w:t>7</w:t>
             </w:r>
           </w:p>
         </w:tc>
         <w:tc>
           <w:tcPr>
-            <w:tcW w:type="dxa" w:w="2654"/>
+            <w:tcW w:type="dxa" w:w="3755"/>
             <w:vAlign w:val="center"/>
             <w:tcMar>
               <w:top w:w="80" w:type="dxa"/>
@@ -516,20 +666,21 @@
           </w:tcPr>
           <w:p>
             <w:pPr>
+              <w:spacing w:line="240" w:lineRule="auto"/>
               <w:jc w:val="center"/>
             </w:pPr>
             <w:r>
               <w:rPr>
                 <w:rFonts w:ascii="Calibri" w:hAnsi="Calibri" w:eastAsia="Calibri"/>
-                <w:sz w:val="17"/>
+                <w:sz w:val="15"/>
               </w:rPr>
-              <w:t>Identify all data sources</w:t>
+              <w:t>Describe and give sources for any other data inputs.</w:t>
             </w:r>
           </w:p>
         </w:tc>
         <w:tc>
           <w:tcPr>
-            <w:tcW w:type="dxa" w:w="2654"/>
+            <w:tcW w:type="dxa" w:w="3756"/>
             <w:vAlign w:val="center"/>
             <w:tcMar>
               <w:top w:w="80" w:type="dxa"/>
@@ -540,20 +691,26 @@
           </w:tcPr>
           <w:p>
             <w:pPr>
+              <w:spacing w:line="240" w:lineRule="auto"/>
               <w:jc w:val="center"/>
             </w:pPr>
             <w:r>
               <w:rPr>
                 <w:rFonts w:ascii="Calibri" w:hAnsi="Calibri" w:eastAsia="Calibri"/>
-                <w:sz w:val="17"/>
+                <w:sz w:val="15"/>
               </w:rPr>
-              <w:t>Supplementary Table S1</w:t>
+              <w:t>Manuscript pp. 4-6; Supplement p. 1.</w:t>
             </w:r>
           </w:p>
         </w:tc>
+      </w:tr>
+      <w:tr>
+        <w:trPr>
+          <w:cantSplit/>
+        </w:trPr>
         <w:tc>
           <w:tcPr>
-            <w:tcW w:type="dxa" w:w="2656"/>
+            <w:tcW w:type="dxa" w:w="1849"/>
             <w:vAlign w:val="center"/>
             <w:tcMar>
               <w:top w:w="80" w:type="dxa"/>
@@ -564,14 +721,65 @@
           </w:tcPr>
           <w:p>
             <w:pPr>
+              <w:spacing w:line="240" w:lineRule="auto"/>
+              <w:jc w:val="left"/>
+            </w:pPr>
+            <w:r>
+              <w:rPr>
+                <w:rFonts w:ascii="Calibri" w:hAnsi="Calibri" w:eastAsia="Calibri"/>
+                <w:sz w:val="15"/>
+              </w:rPr>
+              <w:t>8</w:t>
+            </w:r>
+          </w:p>
+        </w:tc>
+        <w:tc>
+          <w:tcPr>
+            <w:tcW w:type="dxa" w:w="3755"/>
+            <w:vAlign w:val="center"/>
+            <w:tcMar>
+              <w:top w:w="80" w:type="dxa"/>
+              <w:start w:w="120" w:type="dxa"/>
+              <w:bottom w:w="80" w:type="dxa"/>
+              <w:end w:w="120" w:type="dxa"/>
+            </w:tcMar>
+          </w:tcPr>
+          <w:p>
+            <w:pPr>
+              <w:spacing w:line="240" w:lineRule="auto"/>
               <w:jc w:val="center"/>
             </w:pPr>
             <w:r>
               <w:rPr>
                 <w:rFonts w:ascii="Calibri" w:hAnsi="Calibri" w:eastAsia="Calibri"/>
-                <w:sz w:val="17"/>
+                <w:sz w:val="15"/>
               </w:rPr>
-              <w:t>Complete</w:t>
+              <w:t>Provide all data inputs in a file format from which data can be efficiently extracted (for example, a spreadsheet rather than a PDF), including all relevant metadata listed in item 5. For any data inputs that cannot be shared because of ethical or legal reasons, such as third-party ownership, provide a contact name or the name of the institution that retains the right to the data.</w:t>
+            </w:r>
+          </w:p>
+        </w:tc>
+        <w:tc>
+          <w:tcPr>
+            <w:tcW w:type="dxa" w:w="3756"/>
+            <w:vAlign w:val="center"/>
+            <w:tcMar>
+              <w:top w:w="80" w:type="dxa"/>
+              <w:start w:w="120" w:type="dxa"/>
+              <w:bottom w:w="80" w:type="dxa"/>
+              <w:end w:w="120" w:type="dxa"/>
+            </w:tcMar>
+          </w:tcPr>
+          <w:p>
+            <w:pPr>
+              <w:spacing w:line="240" w:lineRule="auto"/>
+              <w:jc w:val="center"/>
+            </w:pPr>
+            <w:r>
+              <w:rPr>
+                <w:rFonts w:ascii="Calibri" w:hAnsi="Calibri" w:eastAsia="Calibri"/>
+                <w:sz w:val="15"/>
+              </w:rPr>
+              <w:t>Machine-readable canonical inputs, provenance.csv, data dictionary, and IHME source-access statement; the accompanying reproducibility package (source data remain subject to IHME terms)</w:t>
             </w:r>
           </w:p>
         </w:tc>
@@ -582,7 +790,7 @@
         </w:trPr>
         <w:tc>
           <w:tcPr>
-            <w:tcW w:type="dxa" w:w="1396"/>
+            <w:tcW w:type="dxa" w:w="1849"/>
             <w:vAlign w:val="center"/>
             <w:tcMar>
               <w:top w:w="80" w:type="dxa"/>
@@ -593,20 +801,21 @@
           </w:tcPr>
           <w:p>
             <w:pPr>
+              <w:spacing w:line="240" w:lineRule="auto"/>
               <w:jc w:val="left"/>
             </w:pPr>
             <w:r>
               <w:rPr>
                 <w:rFonts w:ascii="Calibri" w:hAnsi="Calibri" w:eastAsia="Calibri"/>
-                <w:sz w:val="17"/>
+                <w:sz w:val="15"/>
               </w:rPr>
-              <w:t>5</w:t>
+              <w:t>9</w:t>
             </w:r>
           </w:p>
         </w:tc>
         <w:tc>
           <w:tcPr>
-            <w:tcW w:type="dxa" w:w="2654"/>
+            <w:tcW w:type="dxa" w:w="3755"/>
             <w:vAlign w:val="center"/>
             <w:tcMar>
               <w:top w:w="80" w:type="dxa"/>
@@ -617,20 +826,21 @@
           </w:tcPr>
           <w:p>
             <w:pPr>
+              <w:spacing w:line="240" w:lineRule="auto"/>
               <w:jc w:val="center"/>
             </w:pPr>
             <w:r>
               <w:rPr>
                 <w:rFonts w:ascii="Calibri" w:hAnsi="Calibri" w:eastAsia="Calibri"/>
-                <w:sz w:val="17"/>
+                <w:sz w:val="15"/>
               </w:rPr>
-              <w:t>Describe data-source inclusion/exclusion</w:t>
+              <w:t>Provide a conceptual overview of the data-analysis method. A diagram may be helpful.</w:t>
             </w:r>
           </w:p>
         </w:tc>
         <w:tc>
           <w:tcPr>
-            <w:tcW w:type="dxa" w:w="2654"/>
+            <w:tcW w:type="dxa" w:w="3756"/>
             <w:vAlign w:val="center"/>
             <w:tcMar>
               <w:top w:w="80" w:type="dxa"/>
@@ -641,20 +851,26 @@
           </w:tcPr>
           <w:p>
             <w:pPr>
+              <w:spacing w:line="240" w:lineRule="auto"/>
               <w:jc w:val="center"/>
             </w:pPr>
             <w:r>
               <w:rPr>
                 <w:rFonts w:ascii="Calibri" w:hAnsi="Calibri" w:eastAsia="Calibri"/>
-                <w:sz w:val="17"/>
+                <w:sz w:val="15"/>
               </w:rPr>
-              <w:t>Methods: Analytical exclusions</w:t>
+              <w:t>Manuscript pp. 4-7; Statistical methods appendix pp. 1-3.</w:t>
             </w:r>
           </w:p>
         </w:tc>
+      </w:tr>
+      <w:tr>
+        <w:trPr>
+          <w:cantSplit/>
+        </w:trPr>
         <w:tc>
           <w:tcPr>
-            <w:tcW w:type="dxa" w:w="2656"/>
+            <w:tcW w:type="dxa" w:w="1849"/>
             <w:vAlign w:val="center"/>
             <w:tcMar>
               <w:top w:w="80" w:type="dxa"/>
@@ -665,14 +881,65 @@
           </w:tcPr>
           <w:p>
             <w:pPr>
+              <w:spacing w:line="240" w:lineRule="auto"/>
+              <w:jc w:val="left"/>
+            </w:pPr>
+            <w:r>
+              <w:rPr>
+                <w:rFonts w:ascii="Calibri" w:hAnsi="Calibri" w:eastAsia="Calibri"/>
+                <w:sz w:val="15"/>
+              </w:rPr>
+              <w:t>10</w:t>
+            </w:r>
+          </w:p>
+        </w:tc>
+        <w:tc>
+          <w:tcPr>
+            <w:tcW w:type="dxa" w:w="3755"/>
+            <w:vAlign w:val="center"/>
+            <w:tcMar>
+              <w:top w:w="80" w:type="dxa"/>
+              <w:start w:w="120" w:type="dxa"/>
+              <w:bottom w:w="80" w:type="dxa"/>
+              <w:end w:w="120" w:type="dxa"/>
+            </w:tcMar>
+          </w:tcPr>
+          <w:p>
+            <w:pPr>
+              <w:spacing w:line="240" w:lineRule="auto"/>
               <w:jc w:val="center"/>
             </w:pPr>
             <w:r>
               <w:rPr>
                 <w:rFonts w:ascii="Calibri" w:hAnsi="Calibri" w:eastAsia="Calibri"/>
-                <w:sz w:val="17"/>
+                <w:sz w:val="15"/>
               </w:rPr>
-              <w:t>Complete</w:t>
+              <w:t>Provide a detailed description of all steps of the analysis, including mathematical formulae. This description should cover, as relevant, data cleaning, data pre-processing, data adjustments and weighting of data sources, and mathematical or statistical model(s).</w:t>
+            </w:r>
+          </w:p>
+        </w:tc>
+        <w:tc>
+          <w:tcPr>
+            <w:tcW w:type="dxa" w:w="3756"/>
+            <w:vAlign w:val="center"/>
+            <w:tcMar>
+              <w:top w:w="80" w:type="dxa"/>
+              <w:start w:w="120" w:type="dxa"/>
+              <w:bottom w:w="80" w:type="dxa"/>
+              <w:end w:w="120" w:type="dxa"/>
+            </w:tcMar>
+          </w:tcPr>
+          <w:p>
+            <w:pPr>
+              <w:spacing w:line="240" w:lineRule="auto"/>
+              <w:jc w:val="center"/>
+            </w:pPr>
+            <w:r>
+              <w:rPr>
+                <w:rFonts w:ascii="Calibri" w:hAnsi="Calibri" w:eastAsia="Calibri"/>
+                <w:sz w:val="15"/>
+              </w:rPr>
+              <w:t>Manuscript pp. 4-7; Statistical methods appendix pp. 1-3.</w:t>
             </w:r>
           </w:p>
         </w:tc>
@@ -683,7 +950,7 @@
         </w:trPr>
         <w:tc>
           <w:tcPr>
-            <w:tcW w:type="dxa" w:w="1396"/>
+            <w:tcW w:type="dxa" w:w="1849"/>
             <w:vAlign w:val="center"/>
             <w:tcMar>
               <w:top w:w="80" w:type="dxa"/>
@@ -694,20 +961,21 @@
           </w:tcPr>
           <w:p>
             <w:pPr>
+              <w:spacing w:line="240" w:lineRule="auto"/>
               <w:jc w:val="left"/>
             </w:pPr>
             <w:r>
               <w:rPr>
                 <w:rFonts w:ascii="Calibri" w:hAnsi="Calibri" w:eastAsia="Calibri"/>
-                <w:sz w:val="17"/>
+                <w:sz w:val="15"/>
               </w:rPr>
-              <w:t>6</w:t>
+              <w:t>11</w:t>
             </w:r>
           </w:p>
         </w:tc>
         <w:tc>
           <w:tcPr>
-            <w:tcW w:type="dxa" w:w="2654"/>
+            <w:tcW w:type="dxa" w:w="3755"/>
             <w:vAlign w:val="center"/>
             <w:tcMar>
               <w:top w:w="80" w:type="dxa"/>
@@ -718,20 +986,21 @@
           </w:tcPr>
           <w:p>
             <w:pPr>
+              <w:spacing w:line="240" w:lineRule="auto"/>
               <w:jc w:val="center"/>
             </w:pPr>
             <w:r>
               <w:rPr>
                 <w:rFonts w:ascii="Calibri" w:hAnsi="Calibri" w:eastAsia="Calibri"/>
-                <w:sz w:val="17"/>
+                <w:sz w:val="15"/>
               </w:rPr>
-              <w:t>Report data-source characteristics</w:t>
+              <w:t>Describe how candidate models were evaluated and how the final model(s) were selected.</w:t>
             </w:r>
           </w:p>
         </w:tc>
         <w:tc>
           <w:tcPr>
-            <w:tcW w:type="dxa" w:w="2654"/>
+            <w:tcW w:type="dxa" w:w="3756"/>
             <w:vAlign w:val="center"/>
             <w:tcMar>
               <w:top w:w="80" w:type="dxa"/>
@@ -742,20 +1011,26 @@
           </w:tcPr>
           <w:p>
             <w:pPr>
+              <w:spacing w:line="240" w:lineRule="auto"/>
               <w:jc w:val="center"/>
             </w:pPr>
             <w:r>
               <w:rPr>
                 <w:rFonts w:ascii="Calibri" w:hAnsi="Calibri" w:eastAsia="Calibri"/>
-                <w:sz w:val="17"/>
+                <w:sz w:val="15"/>
               </w:rPr>
-              <w:t>Supplementary Table S1</w:t>
+              <w:t>Manuscript pp. 5-6; Statistical methods appendix pp. 1-2.</w:t>
             </w:r>
           </w:p>
         </w:tc>
+      </w:tr>
+      <w:tr>
+        <w:trPr>
+          <w:cantSplit/>
+        </w:trPr>
         <w:tc>
           <w:tcPr>
-            <w:tcW w:type="dxa" w:w="2656"/>
+            <w:tcW w:type="dxa" w:w="1849"/>
             <w:vAlign w:val="center"/>
             <w:tcMar>
               <w:top w:w="80" w:type="dxa"/>
@@ -766,14 +1041,65 @@
           </w:tcPr>
           <w:p>
             <w:pPr>
+              <w:spacing w:line="240" w:lineRule="auto"/>
+              <w:jc w:val="left"/>
+            </w:pPr>
+            <w:r>
+              <w:rPr>
+                <w:rFonts w:ascii="Calibri" w:hAnsi="Calibri" w:eastAsia="Calibri"/>
+                <w:sz w:val="15"/>
+              </w:rPr>
+              <w:t>12</w:t>
+            </w:r>
+          </w:p>
+        </w:tc>
+        <w:tc>
+          <w:tcPr>
+            <w:tcW w:type="dxa" w:w="3755"/>
+            <w:vAlign w:val="center"/>
+            <w:tcMar>
+              <w:top w:w="80" w:type="dxa"/>
+              <w:start w:w="120" w:type="dxa"/>
+              <w:bottom w:w="80" w:type="dxa"/>
+              <w:end w:w="120" w:type="dxa"/>
+            </w:tcMar>
+          </w:tcPr>
+          <w:p>
+            <w:pPr>
+              <w:spacing w:line="240" w:lineRule="auto"/>
               <w:jc w:val="center"/>
             </w:pPr>
             <w:r>
               <w:rPr>
                 <w:rFonts w:ascii="Calibri" w:hAnsi="Calibri" w:eastAsia="Calibri"/>
-                <w:sz w:val="17"/>
+                <w:sz w:val="15"/>
               </w:rPr>
-              <w:t>Complete</w:t>
+              <w:t>Provide the results of an evaluation of model performance, if done, as well as the results of any relevant sensitivity analysis.</w:t>
+            </w:r>
+          </w:p>
+        </w:tc>
+        <w:tc>
+          <w:tcPr>
+            <w:tcW w:type="dxa" w:w="3756"/>
+            <w:vAlign w:val="center"/>
+            <w:tcMar>
+              <w:top w:w="80" w:type="dxa"/>
+              <w:start w:w="120" w:type="dxa"/>
+              <w:bottom w:w="80" w:type="dxa"/>
+              <w:end w:w="120" w:type="dxa"/>
+            </w:tcMar>
+          </w:tcPr>
+          <w:p>
+            <w:pPr>
+              <w:spacing w:line="240" w:lineRule="auto"/>
+              <w:jc w:val="center"/>
+            </w:pPr>
+            <w:r>
+              <w:rPr>
+                <w:rFonts w:ascii="Calibri" w:hAnsi="Calibri" w:eastAsia="Calibri"/>
+                <w:sz w:val="15"/>
+              </w:rPr>
+              <w:t>Manuscript pp. 8-17; Supplement pp. 5-15 (Tables S6-S18).</w:t>
             </w:r>
           </w:p>
         </w:tc>
@@ -784,7 +1110,7 @@
         </w:trPr>
         <w:tc>
           <w:tcPr>
-            <w:tcW w:type="dxa" w:w="1396"/>
+            <w:tcW w:type="dxa" w:w="1849"/>
             <w:vAlign w:val="center"/>
             <w:tcMar>
               <w:top w:w="80" w:type="dxa"/>
@@ -795,20 +1121,21 @@
           </w:tcPr>
           <w:p>
             <w:pPr>
+              <w:spacing w:line="240" w:lineRule="auto"/>
               <w:jc w:val="left"/>
             </w:pPr>
             <w:r>
               <w:rPr>
                 <w:rFonts w:ascii="Calibri" w:hAnsi="Calibri" w:eastAsia="Calibri"/>
-                <w:sz w:val="17"/>
+                <w:sz w:val="15"/>
               </w:rPr>
-              <w:t>7</w:t>
+              <w:t>13</w:t>
             </w:r>
           </w:p>
         </w:tc>
         <w:tc>
           <w:tcPr>
-            <w:tcW w:type="dxa" w:w="2654"/>
+            <w:tcW w:type="dxa" w:w="3755"/>
             <w:vAlign w:val="center"/>
             <w:tcMar>
               <w:top w:w="80" w:type="dxa"/>
@@ -819,20 +1146,21 @@
           </w:tcPr>
           <w:p>
             <w:pPr>
+              <w:spacing w:line="240" w:lineRule="auto"/>
               <w:jc w:val="center"/>
             </w:pPr>
             <w:r>
               <w:rPr>
                 <w:rFonts w:ascii="Calibri" w:hAnsi="Calibri" w:eastAsia="Calibri"/>
-                <w:sz w:val="17"/>
+                <w:sz w:val="15"/>
               </w:rPr>
-              <w:t>Provide source data in machine-readable form</w:t>
+              <w:t>Describe methods for calculating uncertainty of the estimates. State which sources of uncertainty were, and were not, accounted for in the uncertainty analysis.</w:t>
             </w:r>
           </w:p>
         </w:tc>
         <w:tc>
           <w:tcPr>
-            <w:tcW w:type="dxa" w:w="2654"/>
+            <w:tcW w:type="dxa" w:w="3756"/>
             <w:vAlign w:val="center"/>
             <w:tcMar>
               <w:top w:w="80" w:type="dxa"/>
@@ -843,20 +1171,26 @@
           </w:tcPr>
           <w:p>
             <w:pPr>
+              <w:spacing w:line="240" w:lineRule="auto"/>
               <w:jc w:val="center"/>
             </w:pPr>
             <w:r>
               <w:rPr>
                 <w:rFonts w:ascii="Calibri" w:hAnsi="Calibri" w:eastAsia="Calibri"/>
-                <w:sz w:val="17"/>
+                <w:sz w:val="15"/>
               </w:rPr>
-              <w:t>Provenance CSV and source archives</w:t>
+              <w:t>Manuscript pp. 5-7 and 17-18; Statistical methods appendix p. 3.</w:t>
             </w:r>
           </w:p>
         </w:tc>
+      </w:tr>
+      <w:tr>
+        <w:trPr>
+          <w:cantSplit/>
+        </w:trPr>
         <w:tc>
           <w:tcPr>
-            <w:tcW w:type="dxa" w:w="2656"/>
+            <w:tcW w:type="dxa" w:w="1849"/>
             <w:vAlign w:val="center"/>
             <w:tcMar>
               <w:top w:w="80" w:type="dxa"/>
@@ -867,14 +1201,65 @@
           </w:tcPr>
           <w:p>
             <w:pPr>
+              <w:spacing w:line="240" w:lineRule="auto"/>
+              <w:jc w:val="left"/>
+            </w:pPr>
+            <w:r>
+              <w:rPr>
+                <w:rFonts w:ascii="Calibri" w:hAnsi="Calibri" w:eastAsia="Calibri"/>
+                <w:sz w:val="15"/>
+              </w:rPr>
+              <w:t>14</w:t>
+            </w:r>
+          </w:p>
+        </w:tc>
+        <w:tc>
+          <w:tcPr>
+            <w:tcW w:type="dxa" w:w="3755"/>
+            <w:vAlign w:val="center"/>
+            <w:tcMar>
+              <w:top w:w="80" w:type="dxa"/>
+              <w:start w:w="120" w:type="dxa"/>
+              <w:bottom w:w="80" w:type="dxa"/>
+              <w:end w:w="120" w:type="dxa"/>
+            </w:tcMar>
+          </w:tcPr>
+          <w:p>
+            <w:pPr>
+              <w:spacing w:line="240" w:lineRule="auto"/>
               <w:jc w:val="center"/>
             </w:pPr>
             <w:r>
               <w:rPr>
                 <w:rFonts w:ascii="Calibri" w:hAnsi="Calibri" w:eastAsia="Calibri"/>
-                <w:sz w:val="17"/>
+                <w:sz w:val="15"/>
               </w:rPr>
-              <w:t>Partial subject to IHME terms and repository deposit</w:t>
+              <w:t>State how analytic or statistical source code used to generate the estimates may be accessed.</w:t>
+            </w:r>
+          </w:p>
+        </w:tc>
+        <w:tc>
+          <w:tcPr>
+            <w:tcW w:type="dxa" w:w="3756"/>
+            <w:vAlign w:val="center"/>
+            <w:tcMar>
+              <w:top w:w="80" w:type="dxa"/>
+              <w:start w:w="120" w:type="dxa"/>
+              <w:bottom w:w="80" w:type="dxa"/>
+              <w:end w:w="120" w:type="dxa"/>
+            </w:tcMar>
+          </w:tcPr>
+          <w:p>
+            <w:pPr>
+              <w:spacing w:line="240" w:lineRule="auto"/>
+              <w:jc w:val="center"/>
+            </w:pPr>
+            <w:r>
+              <w:rPr>
+                <w:rFonts w:ascii="Calibri" w:hAnsi="Calibri" w:eastAsia="Calibri"/>
+                <w:sz w:val="15"/>
+              </w:rPr>
+              <w:t>Manuscript p. 19 and the accompanying reproducibility package</w:t>
             </w:r>
           </w:p>
         </w:tc>
@@ -885,7 +1270,7 @@
         </w:trPr>
         <w:tc>
           <w:tcPr>
-            <w:tcW w:type="dxa" w:w="1396"/>
+            <w:tcW w:type="dxa" w:w="1849"/>
             <w:vAlign w:val="center"/>
             <w:tcMar>
               <w:top w:w="80" w:type="dxa"/>
@@ -896,20 +1281,21 @@
           </w:tcPr>
           <w:p>
             <w:pPr>
+              <w:spacing w:line="240" w:lineRule="auto"/>
               <w:jc w:val="left"/>
             </w:pPr>
             <w:r>
               <w:rPr>
                 <w:rFonts w:ascii="Calibri" w:hAnsi="Calibri" w:eastAsia="Calibri"/>
-                <w:sz w:val="17"/>
+                <w:sz w:val="15"/>
               </w:rPr>
-              <w:t>8</w:t>
+              <w:t>15</w:t>
             </w:r>
           </w:p>
         </w:tc>
         <w:tc>
           <w:tcPr>
-            <w:tcW w:type="dxa" w:w="2654"/>
+            <w:tcW w:type="dxa" w:w="3755"/>
             <w:vAlign w:val="center"/>
             <w:tcMar>
               <w:top w:w="80" w:type="dxa"/>
@@ -920,20 +1306,21 @@
           </w:tcPr>
           <w:p>
             <w:pPr>
+              <w:spacing w:line="240" w:lineRule="auto"/>
               <w:jc w:val="center"/>
             </w:pPr>
             <w:r>
               <w:rPr>
                 <w:rFonts w:ascii="Calibri" w:hAnsi="Calibri" w:eastAsia="Calibri"/>
-                <w:sz w:val="17"/>
+                <w:sz w:val="15"/>
               </w:rPr>
-              <w:t>Describe data processing</w:t>
+              <w:t>Provide published estimates in a file format from which data can be efficiently extracted.</w:t>
             </w:r>
           </w:p>
         </w:tc>
         <w:tc>
           <w:tcPr>
-            <w:tcW w:type="dxa" w:w="2654"/>
+            <w:tcW w:type="dxa" w:w="3756"/>
             <w:vAlign w:val="center"/>
             <w:tcMar>
               <w:top w:w="80" w:type="dxa"/>
@@ -944,20 +1331,26 @@
           </w:tcPr>
           <w:p>
             <w:pPr>
+              <w:spacing w:line="240" w:lineRule="auto"/>
               <w:jc w:val="center"/>
             </w:pPr>
             <w:r>
               <w:rPr>
                 <w:rFonts w:ascii="Calibri" w:hAnsi="Calibri" w:eastAsia="Calibri"/>
-                <w:sz w:val="17"/>
+                <w:sz w:val="15"/>
               </w:rPr>
-              <w:t>Methods; Statistical appendix</w:t>
+              <w:t>Machine-readable CSV and publication_tables.xlsx files in the accompanying package</w:t>
             </w:r>
           </w:p>
         </w:tc>
+      </w:tr>
+      <w:tr>
+        <w:trPr>
+          <w:cantSplit/>
+        </w:trPr>
         <w:tc>
           <w:tcPr>
-            <w:tcW w:type="dxa" w:w="2656"/>
+            <w:tcW w:type="dxa" w:w="1849"/>
             <w:vAlign w:val="center"/>
             <w:tcMar>
               <w:top w:w="80" w:type="dxa"/>
@@ -968,14 +1361,65 @@
           </w:tcPr>
           <w:p>
             <w:pPr>
+              <w:spacing w:line="240" w:lineRule="auto"/>
+              <w:jc w:val="left"/>
+            </w:pPr>
+            <w:r>
+              <w:rPr>
+                <w:rFonts w:ascii="Calibri" w:hAnsi="Calibri" w:eastAsia="Calibri"/>
+                <w:sz w:val="15"/>
+              </w:rPr>
+              <w:t>16</w:t>
+            </w:r>
+          </w:p>
+        </w:tc>
+        <w:tc>
+          <w:tcPr>
+            <w:tcW w:type="dxa" w:w="3755"/>
+            <w:vAlign w:val="center"/>
+            <w:tcMar>
+              <w:top w:w="80" w:type="dxa"/>
+              <w:start w:w="120" w:type="dxa"/>
+              <w:bottom w:w="80" w:type="dxa"/>
+              <w:end w:w="120" w:type="dxa"/>
+            </w:tcMar>
+          </w:tcPr>
+          <w:p>
+            <w:pPr>
+              <w:spacing w:line="240" w:lineRule="auto"/>
               <w:jc w:val="center"/>
             </w:pPr>
             <w:r>
               <w:rPr>
                 <w:rFonts w:ascii="Calibri" w:hAnsi="Calibri" w:eastAsia="Calibri"/>
-                <w:sz w:val="17"/>
+                <w:sz w:val="15"/>
               </w:rPr>
-              <w:t>Complete</w:t>
+              <w:t>Report a quantitative measure of the uncertainty of the estimates (for example, uncertainty intervals).</w:t>
+            </w:r>
+          </w:p>
+        </w:tc>
+        <w:tc>
+          <w:tcPr>
+            <w:tcW w:type="dxa" w:w="3756"/>
+            <w:vAlign w:val="center"/>
+            <w:tcMar>
+              <w:top w:w="80" w:type="dxa"/>
+              <w:start w:w="120" w:type="dxa"/>
+              <w:bottom w:w="80" w:type="dxa"/>
+              <w:end w:w="120" w:type="dxa"/>
+            </w:tcMar>
+          </w:tcPr>
+          <w:p>
+            <w:pPr>
+              <w:spacing w:line="240" w:lineRule="auto"/>
+              <w:jc w:val="center"/>
+            </w:pPr>
+            <w:r>
+              <w:rPr>
+                <w:rFonts w:ascii="Calibri" w:hAnsi="Calibri" w:eastAsia="Calibri"/>
+                <w:sz w:val="15"/>
+              </w:rPr>
+              <w:t>Manuscript pp. 8-14 (native GBD 95% UIs); derived outputs are explicitly point estimates without propagated intervals.</w:t>
             </w:r>
           </w:p>
         </w:tc>
@@ -986,7 +1430,7 @@
         </w:trPr>
         <w:tc>
           <w:tcPr>
-            <w:tcW w:type="dxa" w:w="1396"/>
+            <w:tcW w:type="dxa" w:w="1849"/>
             <w:vAlign w:val="center"/>
             <w:tcMar>
               <w:top w:w="80" w:type="dxa"/>
@@ -997,20 +1441,21 @@
           </w:tcPr>
           <w:p>
             <w:pPr>
+              <w:spacing w:line="240" w:lineRule="auto"/>
               <w:jc w:val="left"/>
             </w:pPr>
             <w:r>
               <w:rPr>
                 <w:rFonts w:ascii="Calibri" w:hAnsi="Calibri" w:eastAsia="Calibri"/>
-                <w:sz w:val="17"/>
+                <w:sz w:val="15"/>
               </w:rPr>
-              <w:t>9</w:t>
+              <w:t>17</w:t>
             </w:r>
           </w:p>
         </w:tc>
         <w:tc>
           <w:tcPr>
-            <w:tcW w:type="dxa" w:w="2654"/>
+            <w:tcW w:type="dxa" w:w="3755"/>
             <w:vAlign w:val="center"/>
             <w:tcMar>
               <w:top w:w="80" w:type="dxa"/>
@@ -1021,20 +1466,21 @@
           </w:tcPr>
           <w:p>
             <w:pPr>
+              <w:spacing w:line="240" w:lineRule="auto"/>
               <w:jc w:val="center"/>
             </w:pPr>
             <w:r>
               <w:rPr>
                 <w:rFonts w:ascii="Calibri" w:hAnsi="Calibri" w:eastAsia="Calibri"/>
-                <w:sz w:val="17"/>
+                <w:sz w:val="15"/>
               </w:rPr>
-              <w:t>Describe model and parameter selection</w:t>
+              <w:t>Interpret results in light of existing evidence. If updating a previous set of estimates, describe the reasons for changes in estimates.</w:t>
             </w:r>
           </w:p>
         </w:tc>
         <w:tc>
           <w:tcPr>
-            <w:tcW w:type="dxa" w:w="2654"/>
+            <w:tcW w:type="dxa" w:w="3756"/>
             <w:vAlign w:val="center"/>
             <w:tcMar>
               <w:top w:w="80" w:type="dxa"/>
@@ -1045,20 +1491,26 @@
           </w:tcPr>
           <w:p>
             <w:pPr>
+              <w:spacing w:line="240" w:lineRule="auto"/>
               <w:jc w:val="center"/>
             </w:pPr>
             <w:r>
               <w:rPr>
                 <w:rFonts w:ascii="Calibri" w:hAnsi="Calibri" w:eastAsia="Calibri"/>
-                <w:sz w:val="17"/>
+                <w:sz w:val="15"/>
               </w:rPr>
-              <w:t>Methods: Trend/APC; Statistical appendix</w:t>
+              <w:t>Manuscript pp. 15-17.</w:t>
             </w:r>
           </w:p>
         </w:tc>
+      </w:tr>
+      <w:tr>
+        <w:trPr>
+          <w:cantSplit/>
+        </w:trPr>
         <w:tc>
           <w:tcPr>
-            <w:tcW w:type="dxa" w:w="2656"/>
+            <w:tcW w:type="dxa" w:w="1849"/>
             <w:vAlign w:val="center"/>
             <w:tcMar>
               <w:top w:w="80" w:type="dxa"/>
@@ -1069,25 +1521,21 @@
           </w:tcPr>
           <w:p>
             <w:pPr>
-              <w:jc w:val="center"/>
+              <w:spacing w:line="240" w:lineRule="auto"/>
+              <w:jc w:val="left"/>
             </w:pPr>
             <w:r>
               <w:rPr>
                 <w:rFonts w:ascii="Calibri" w:hAnsi="Calibri" w:eastAsia="Calibri"/>
-                <w:sz w:val="17"/>
+                <w:sz w:val="15"/>
               </w:rPr>
-              <w:t>Complete</w:t>
+              <w:t>18</w:t>
             </w:r>
           </w:p>
         </w:tc>
-      </w:tr>
-      <w:tr>
-        <w:trPr>
-          <w:cantSplit/>
-        </w:trPr>
         <w:tc>
           <w:tcPr>
-            <w:tcW w:type="dxa" w:w="1396"/>
+            <w:tcW w:type="dxa" w:w="3755"/>
             <w:vAlign w:val="center"/>
             <w:tcMar>
               <w:top w:w="80" w:type="dxa"/>
@@ -1098,20 +1546,21 @@
           </w:tcPr>
           <w:p>
             <w:pPr>
-              <w:jc w:val="left"/>
+              <w:spacing w:line="240" w:lineRule="auto"/>
+              <w:jc w:val="center"/>
             </w:pPr>
             <w:r>
               <w:rPr>
                 <w:rFonts w:ascii="Calibri" w:hAnsi="Calibri" w:eastAsia="Calibri"/>
-                <w:sz w:val="17"/>
+                <w:sz w:val="15"/>
               </w:rPr>
-              <w:t>10</w:t>
+              <w:t>Discuss limitations of the estimates. Include a discussion of any modelling assumptions or data limitations that affect interpretation of the estimates.</w:t>
             </w:r>
           </w:p>
         </w:tc>
         <w:tc>
           <w:tcPr>
-            <w:tcW w:type="dxa" w:w="2654"/>
+            <w:tcW w:type="dxa" w:w="3756"/>
             <w:vAlign w:val="center"/>
             <w:tcMar>
               <w:top w:w="80" w:type="dxa"/>
@@ -1122,876 +1571,26 @@
           </w:tcPr>
           <w:p>
             <w:pPr>
+              <w:spacing w:line="240" w:lineRule="auto"/>
               <w:jc w:val="center"/>
             </w:pPr>
             <w:r>
               <w:rPr>
                 <w:rFonts w:ascii="Calibri" w:hAnsi="Calibri" w:eastAsia="Calibri"/>
-                <w:sz w:val="17"/>
+                <w:sz w:val="15"/>
               </w:rPr>
-              <w:t>Describe covariates</w:t>
-            </w:r>
-          </w:p>
-        </w:tc>
-        <w:tc>
-          <w:tcPr>
-            <w:tcW w:type="dxa" w:w="2654"/>
-            <w:vAlign w:val="center"/>
-            <w:tcMar>
-              <w:top w:w="80" w:type="dxa"/>
-              <w:start w:w="120" w:type="dxa"/>
-              <w:bottom w:w="80" w:type="dxa"/>
-              <w:end w:w="120" w:type="dxa"/>
-            </w:tcMar>
-          </w:tcPr>
-          <w:p>
-            <w:pPr>
-              <w:jc w:val="center"/>
-            </w:pPr>
-            <w:r>
-              <w:rPr>
-                <w:rFonts w:ascii="Calibri" w:hAnsi="Calibri" w:eastAsia="Calibri"/>
-                <w:sz w:val="17"/>
-              </w:rPr>
-              <w:t>No covariates used</w:t>
-            </w:r>
-          </w:p>
-        </w:tc>
-        <w:tc>
-          <w:tcPr>
-            <w:tcW w:type="dxa" w:w="2656"/>
-            <w:vAlign w:val="center"/>
-            <w:tcMar>
-              <w:top w:w="80" w:type="dxa"/>
-              <w:start w:w="120" w:type="dxa"/>
-              <w:bottom w:w="80" w:type="dxa"/>
-              <w:end w:w="120" w:type="dxa"/>
-            </w:tcMar>
-          </w:tcPr>
-          <w:p>
-            <w:pPr>
-              <w:jc w:val="center"/>
-            </w:pPr>
-            <w:r>
-              <w:rPr>
-                <w:rFonts w:ascii="Calibri" w:hAnsi="Calibri" w:eastAsia="Calibri"/>
-                <w:sz w:val="17"/>
-              </w:rPr>
-              <w:t>Not applicable</w:t>
-            </w:r>
-          </w:p>
-        </w:tc>
-      </w:tr>
-      <w:tr>
-        <w:trPr>
-          <w:cantSplit/>
-        </w:trPr>
-        <w:tc>
-          <w:tcPr>
-            <w:tcW w:type="dxa" w:w="1396"/>
-            <w:vAlign w:val="center"/>
-            <w:tcMar>
-              <w:top w:w="80" w:type="dxa"/>
-              <w:start w:w="120" w:type="dxa"/>
-              <w:bottom w:w="80" w:type="dxa"/>
-              <w:end w:w="120" w:type="dxa"/>
-            </w:tcMar>
-          </w:tcPr>
-          <w:p>
-            <w:pPr>
-              <w:jc w:val="left"/>
-            </w:pPr>
-            <w:r>
-              <w:rPr>
-                <w:rFonts w:ascii="Calibri" w:hAnsi="Calibri" w:eastAsia="Calibri"/>
-                <w:sz w:val="17"/>
-              </w:rPr>
-              <w:t>11</w:t>
-            </w:r>
-          </w:p>
-        </w:tc>
-        <w:tc>
-          <w:tcPr>
-            <w:tcW w:type="dxa" w:w="2654"/>
-            <w:vAlign w:val="center"/>
-            <w:tcMar>
-              <w:top w:w="80" w:type="dxa"/>
-              <w:start w:w="120" w:type="dxa"/>
-              <w:bottom w:w="80" w:type="dxa"/>
-              <w:end w:w="120" w:type="dxa"/>
-            </w:tcMar>
-          </w:tcPr>
-          <w:p>
-            <w:pPr>
-              <w:jc w:val="center"/>
-            </w:pPr>
-            <w:r>
-              <w:rPr>
-                <w:rFonts w:ascii="Calibri" w:hAnsi="Calibri" w:eastAsia="Calibri"/>
-                <w:sz w:val="17"/>
-              </w:rPr>
-              <w:t>Describe uncertainty analysis</w:t>
-            </w:r>
-          </w:p>
-        </w:tc>
-        <w:tc>
-          <w:tcPr>
-            <w:tcW w:type="dxa" w:w="2654"/>
-            <w:vAlign w:val="center"/>
-            <w:tcMar>
-              <w:top w:w="80" w:type="dxa"/>
-              <w:start w:w="120" w:type="dxa"/>
-              <w:bottom w:w="80" w:type="dxa"/>
-              <w:end w:w="120" w:type="dxa"/>
-            </w:tcMar>
-          </w:tcPr>
-          <w:p>
-            <w:pPr>
-              <w:jc w:val="center"/>
-            </w:pPr>
-            <w:r>
-              <w:rPr>
-                <w:rFonts w:ascii="Calibri" w:hAnsi="Calibri" w:eastAsia="Calibri"/>
-                <w:sz w:val="17"/>
-              </w:rPr>
-              <w:t>Methods: Comparisons; Statistical appendix</w:t>
-            </w:r>
-          </w:p>
-        </w:tc>
-        <w:tc>
-          <w:tcPr>
-            <w:tcW w:type="dxa" w:w="2656"/>
-            <w:vAlign w:val="center"/>
-            <w:tcMar>
-              <w:top w:w="80" w:type="dxa"/>
-              <w:start w:w="120" w:type="dxa"/>
-              <w:bottom w:w="80" w:type="dxa"/>
-              <w:end w:w="120" w:type="dxa"/>
-            </w:tcMar>
-          </w:tcPr>
-          <w:p>
-            <w:pPr>
-              <w:jc w:val="center"/>
-            </w:pPr>
-            <w:r>
-              <w:rPr>
-                <w:rFonts w:ascii="Calibri" w:hAnsi="Calibri" w:eastAsia="Calibri"/>
-                <w:sz w:val="17"/>
-              </w:rPr>
-              <w:t>Partial: posterior draws unavailable; derived outputs are point estimates</w:t>
-            </w:r>
-          </w:p>
-        </w:tc>
-      </w:tr>
-      <w:tr>
-        <w:trPr>
-          <w:cantSplit/>
-        </w:trPr>
-        <w:tc>
-          <w:tcPr>
-            <w:tcW w:type="dxa" w:w="1396"/>
-            <w:vAlign w:val="center"/>
-            <w:tcMar>
-              <w:top w:w="80" w:type="dxa"/>
-              <w:start w:w="120" w:type="dxa"/>
-              <w:bottom w:w="80" w:type="dxa"/>
-              <w:end w:w="120" w:type="dxa"/>
-            </w:tcMar>
-          </w:tcPr>
-          <w:p>
-            <w:pPr>
-              <w:jc w:val="left"/>
-            </w:pPr>
-            <w:r>
-              <w:rPr>
-                <w:rFonts w:ascii="Calibri" w:hAnsi="Calibri" w:eastAsia="Calibri"/>
-                <w:sz w:val="17"/>
-              </w:rPr>
-              <w:t>12</w:t>
-            </w:r>
-          </w:p>
-        </w:tc>
-        <w:tc>
-          <w:tcPr>
-            <w:tcW w:type="dxa" w:w="2654"/>
-            <w:vAlign w:val="center"/>
-            <w:tcMar>
-              <w:top w:w="80" w:type="dxa"/>
-              <w:start w:w="120" w:type="dxa"/>
-              <w:bottom w:w="80" w:type="dxa"/>
-              <w:end w:w="120" w:type="dxa"/>
-            </w:tcMar>
-          </w:tcPr>
-          <w:p>
-            <w:pPr>
-              <w:jc w:val="center"/>
-            </w:pPr>
-            <w:r>
-              <w:rPr>
-                <w:rFonts w:ascii="Calibri" w:hAnsi="Calibri" w:eastAsia="Calibri"/>
-                <w:sz w:val="17"/>
-              </w:rPr>
-              <w:t>Describe analytical or statistical software</w:t>
-            </w:r>
-          </w:p>
-        </w:tc>
-        <w:tc>
-          <w:tcPr>
-            <w:tcW w:type="dxa" w:w="2654"/>
-            <w:vAlign w:val="center"/>
-            <w:tcMar>
-              <w:top w:w="80" w:type="dxa"/>
-              <w:start w:w="120" w:type="dxa"/>
-              <w:bottom w:w="80" w:type="dxa"/>
-              <w:end w:w="120" w:type="dxa"/>
-            </w:tcMar>
-          </w:tcPr>
-          <w:p>
-            <w:pPr>
-              <w:jc w:val="center"/>
-            </w:pPr>
-            <w:r>
-              <w:rPr>
-                <w:rFonts w:ascii="Calibri" w:hAnsi="Calibri" w:eastAsia="Calibri"/>
-                <w:sz w:val="17"/>
-              </w:rPr>
-              <w:t>Methods: Reproducibility; README</w:t>
-            </w:r>
-          </w:p>
-        </w:tc>
-        <w:tc>
-          <w:tcPr>
-            <w:tcW w:type="dxa" w:w="2656"/>
-            <w:vAlign w:val="center"/>
-            <w:tcMar>
-              <w:top w:w="80" w:type="dxa"/>
-              <w:start w:w="120" w:type="dxa"/>
-              <w:bottom w:w="80" w:type="dxa"/>
-              <w:end w:w="120" w:type="dxa"/>
-            </w:tcMar>
-          </w:tcPr>
-          <w:p>
-            <w:pPr>
-              <w:jc w:val="center"/>
-            </w:pPr>
-            <w:r>
-              <w:rPr>
-                <w:rFonts w:ascii="Calibri" w:hAnsi="Calibri" w:eastAsia="Calibri"/>
-                <w:sz w:val="17"/>
-              </w:rPr>
-              <w:t>Complete</w:t>
-            </w:r>
-          </w:p>
-        </w:tc>
-      </w:tr>
-      <w:tr>
-        <w:trPr>
-          <w:cantSplit/>
-        </w:trPr>
-        <w:tc>
-          <w:tcPr>
-            <w:tcW w:type="dxa" w:w="1396"/>
-            <w:vAlign w:val="center"/>
-            <w:tcMar>
-              <w:top w:w="80" w:type="dxa"/>
-              <w:start w:w="120" w:type="dxa"/>
-              <w:bottom w:w="80" w:type="dxa"/>
-              <w:end w:w="120" w:type="dxa"/>
-            </w:tcMar>
-          </w:tcPr>
-          <w:p>
-            <w:pPr>
-              <w:jc w:val="left"/>
-            </w:pPr>
-            <w:r>
-              <w:rPr>
-                <w:rFonts w:ascii="Calibri" w:hAnsi="Calibri" w:eastAsia="Calibri"/>
-                <w:sz w:val="17"/>
-              </w:rPr>
-              <w:t>13</w:t>
-            </w:r>
-          </w:p>
-        </w:tc>
-        <w:tc>
-          <w:tcPr>
-            <w:tcW w:type="dxa" w:w="2654"/>
-            <w:vAlign w:val="center"/>
-            <w:tcMar>
-              <w:top w:w="80" w:type="dxa"/>
-              <w:start w:w="120" w:type="dxa"/>
-              <w:bottom w:w="80" w:type="dxa"/>
-              <w:end w:w="120" w:type="dxa"/>
-            </w:tcMar>
-          </w:tcPr>
-          <w:p>
-            <w:pPr>
-              <w:jc w:val="center"/>
-            </w:pPr>
-            <w:r>
-              <w:rPr>
-                <w:rFonts w:ascii="Calibri" w:hAnsi="Calibri" w:eastAsia="Calibri"/>
-                <w:sz w:val="17"/>
-              </w:rPr>
-              <w:t>Provide source code</w:t>
-            </w:r>
-          </w:p>
-        </w:tc>
-        <w:tc>
-          <w:tcPr>
-            <w:tcW w:type="dxa" w:w="2654"/>
-            <w:vAlign w:val="center"/>
-            <w:tcMar>
-              <w:top w:w="80" w:type="dxa"/>
-              <w:start w:w="120" w:type="dxa"/>
-              <w:bottom w:w="80" w:type="dxa"/>
-              <w:end w:w="120" w:type="dxa"/>
-            </w:tcMar>
-          </w:tcPr>
-          <w:p>
-            <w:pPr>
-              <w:jc w:val="center"/>
-            </w:pPr>
-            <w:r>
-              <w:rPr>
-                <w:rFonts w:ascii="Calibri" w:hAnsi="Calibri" w:eastAsia="Calibri"/>
-                <w:sz w:val="17"/>
-              </w:rPr>
-              <w:t>publication_study source files</w:t>
-            </w:r>
-          </w:p>
-        </w:tc>
-        <w:tc>
-          <w:tcPr>
-            <w:tcW w:type="dxa" w:w="2656"/>
-            <w:vAlign w:val="center"/>
-            <w:tcMar>
-              <w:top w:w="80" w:type="dxa"/>
-              <w:start w:w="120" w:type="dxa"/>
-              <w:bottom w:w="80" w:type="dxa"/>
-              <w:end w:w="120" w:type="dxa"/>
-            </w:tcMar>
-          </w:tcPr>
-          <w:p>
-            <w:pPr>
-              <w:jc w:val="center"/>
-            </w:pPr>
-            <w:r>
-              <w:rPr>
-                <w:rFonts w:ascii="Calibri" w:hAnsi="Calibri" w:eastAsia="Calibri"/>
-                <w:sz w:val="17"/>
-              </w:rPr>
-              <w:t>Partial: persistent repository deposit and link pending</w:t>
-            </w:r>
-          </w:p>
-        </w:tc>
-      </w:tr>
-      <w:tr>
-        <w:trPr>
-          <w:cantSplit/>
-        </w:trPr>
-        <w:tc>
-          <w:tcPr>
-            <w:tcW w:type="dxa" w:w="1396"/>
-            <w:vAlign w:val="center"/>
-            <w:tcMar>
-              <w:top w:w="80" w:type="dxa"/>
-              <w:start w:w="120" w:type="dxa"/>
-              <w:bottom w:w="80" w:type="dxa"/>
-              <w:end w:w="120" w:type="dxa"/>
-            </w:tcMar>
-          </w:tcPr>
-          <w:p>
-            <w:pPr>
-              <w:jc w:val="left"/>
-            </w:pPr>
-            <w:r>
-              <w:rPr>
-                <w:rFonts w:ascii="Calibri" w:hAnsi="Calibri" w:eastAsia="Calibri"/>
-                <w:sz w:val="17"/>
-              </w:rPr>
-              <w:t>14</w:t>
-            </w:r>
-          </w:p>
-        </w:tc>
-        <w:tc>
-          <w:tcPr>
-            <w:tcW w:type="dxa" w:w="2654"/>
-            <w:vAlign w:val="center"/>
-            <w:tcMar>
-              <w:top w:w="80" w:type="dxa"/>
-              <w:start w:w="120" w:type="dxa"/>
-              <w:bottom w:w="80" w:type="dxa"/>
-              <w:end w:w="120" w:type="dxa"/>
-            </w:tcMar>
-          </w:tcPr>
-          <w:p>
-            <w:pPr>
-              <w:jc w:val="center"/>
-            </w:pPr>
-            <w:r>
-              <w:rPr>
-                <w:rFonts w:ascii="Calibri" w:hAnsi="Calibri" w:eastAsia="Calibri"/>
-                <w:sz w:val="17"/>
-              </w:rPr>
-              <w:t>Provide results in machine-readable form</w:t>
-            </w:r>
-          </w:p>
-        </w:tc>
-        <w:tc>
-          <w:tcPr>
-            <w:tcW w:type="dxa" w:w="2654"/>
-            <w:vAlign w:val="center"/>
-            <w:tcMar>
-              <w:top w:w="80" w:type="dxa"/>
-              <w:start w:w="120" w:type="dxa"/>
-              <w:bottom w:w="80" w:type="dxa"/>
-              <w:end w:w="120" w:type="dxa"/>
-            </w:tcMar>
-          </w:tcPr>
-          <w:p>
-            <w:pPr>
-              <w:jc w:val="center"/>
-            </w:pPr>
-            <w:r>
-              <w:rPr>
-                <w:rFonts w:ascii="Calibri" w:hAnsi="Calibri" w:eastAsia="Calibri"/>
-                <w:sz w:val="17"/>
-              </w:rPr>
-              <w:t>CSV and XLSX outputs</w:t>
-            </w:r>
-          </w:p>
-        </w:tc>
-        <w:tc>
-          <w:tcPr>
-            <w:tcW w:type="dxa" w:w="2656"/>
-            <w:vAlign w:val="center"/>
-            <w:tcMar>
-              <w:top w:w="80" w:type="dxa"/>
-              <w:start w:w="120" w:type="dxa"/>
-              <w:bottom w:w="80" w:type="dxa"/>
-              <w:end w:w="120" w:type="dxa"/>
-            </w:tcMar>
-          </w:tcPr>
-          <w:p>
-            <w:pPr>
-              <w:jc w:val="center"/>
-            </w:pPr>
-            <w:r>
-              <w:rPr>
-                <w:rFonts w:ascii="Calibri" w:hAnsi="Calibri" w:eastAsia="Calibri"/>
-                <w:sz w:val="17"/>
-              </w:rPr>
-              <w:t>Complete</w:t>
-            </w:r>
-          </w:p>
-        </w:tc>
-      </w:tr>
-      <w:tr>
-        <w:trPr>
-          <w:cantSplit/>
-        </w:trPr>
-        <w:tc>
-          <w:tcPr>
-            <w:tcW w:type="dxa" w:w="1396"/>
-            <w:vAlign w:val="center"/>
-            <w:tcMar>
-              <w:top w:w="80" w:type="dxa"/>
-              <w:start w:w="120" w:type="dxa"/>
-              <w:bottom w:w="80" w:type="dxa"/>
-              <w:end w:w="120" w:type="dxa"/>
-            </w:tcMar>
-          </w:tcPr>
-          <w:p>
-            <w:pPr>
-              <w:jc w:val="left"/>
-            </w:pPr>
-            <w:r>
-              <w:rPr>
-                <w:rFonts w:ascii="Calibri" w:hAnsi="Calibri" w:eastAsia="Calibri"/>
-                <w:sz w:val="17"/>
-              </w:rPr>
-              <w:t>15</w:t>
-            </w:r>
-          </w:p>
-        </w:tc>
-        <w:tc>
-          <w:tcPr>
-            <w:tcW w:type="dxa" w:w="2654"/>
-            <w:vAlign w:val="center"/>
-            <w:tcMar>
-              <w:top w:w="80" w:type="dxa"/>
-              <w:start w:w="120" w:type="dxa"/>
-              <w:bottom w:w="80" w:type="dxa"/>
-              <w:end w:w="120" w:type="dxa"/>
-            </w:tcMar>
-          </w:tcPr>
-          <w:p>
-            <w:pPr>
-              <w:jc w:val="center"/>
-            </w:pPr>
-            <w:r>
-              <w:rPr>
-                <w:rFonts w:ascii="Calibri" w:hAnsi="Calibri" w:eastAsia="Calibri"/>
-                <w:sz w:val="17"/>
-              </w:rPr>
-              <w:t>Report quantitative estimates with uncertainty</w:t>
-            </w:r>
-          </w:p>
-        </w:tc>
-        <w:tc>
-          <w:tcPr>
-            <w:tcW w:type="dxa" w:w="2654"/>
-            <w:vAlign w:val="center"/>
-            <w:tcMar>
-              <w:top w:w="80" w:type="dxa"/>
-              <w:start w:w="120" w:type="dxa"/>
-              <w:bottom w:w="80" w:type="dxa"/>
-              <w:end w:w="120" w:type="dxa"/>
-            </w:tcMar>
-          </w:tcPr>
-          <w:p>
-            <w:pPr>
-              <w:jc w:val="center"/>
-            </w:pPr>
-            <w:r>
-              <w:rPr>
-                <w:rFonts w:ascii="Calibri" w:hAnsi="Calibri" w:eastAsia="Calibri"/>
-                <w:sz w:val="17"/>
-              </w:rPr>
-              <w:t>Results; Table 1; Figures 1 and 3</w:t>
-            </w:r>
-          </w:p>
-        </w:tc>
-        <w:tc>
-          <w:tcPr>
-            <w:tcW w:type="dxa" w:w="2656"/>
-            <w:vAlign w:val="center"/>
-            <w:tcMar>
-              <w:top w:w="80" w:type="dxa"/>
-              <w:start w:w="120" w:type="dxa"/>
-              <w:bottom w:w="80" w:type="dxa"/>
-              <w:end w:w="120" w:type="dxa"/>
-            </w:tcMar>
-          </w:tcPr>
-          <w:p>
-            <w:pPr>
-              <w:jc w:val="center"/>
-            </w:pPr>
-            <w:r>
-              <w:rPr>
-                <w:rFonts w:ascii="Calibri" w:hAnsi="Calibri" w:eastAsia="Calibri"/>
-                <w:sz w:val="17"/>
-              </w:rPr>
-              <w:t>Partial: complete for native estimates only</w:t>
-            </w:r>
-          </w:p>
-        </w:tc>
-      </w:tr>
-      <w:tr>
-        <w:trPr>
-          <w:cantSplit/>
-        </w:trPr>
-        <w:tc>
-          <w:tcPr>
-            <w:tcW w:type="dxa" w:w="1396"/>
-            <w:vAlign w:val="center"/>
-            <w:tcMar>
-              <w:top w:w="80" w:type="dxa"/>
-              <w:start w:w="120" w:type="dxa"/>
-              <w:bottom w:w="80" w:type="dxa"/>
-              <w:end w:w="120" w:type="dxa"/>
-            </w:tcMar>
-          </w:tcPr>
-          <w:p>
-            <w:pPr>
-              <w:jc w:val="left"/>
-            </w:pPr>
-            <w:r>
-              <w:rPr>
-                <w:rFonts w:ascii="Calibri" w:hAnsi="Calibri" w:eastAsia="Calibri"/>
-                <w:sz w:val="17"/>
-              </w:rPr>
-              <w:t>16</w:t>
-            </w:r>
-          </w:p>
-        </w:tc>
-        <w:tc>
-          <w:tcPr>
-            <w:tcW w:type="dxa" w:w="2654"/>
-            <w:vAlign w:val="center"/>
-            <w:tcMar>
-              <w:top w:w="80" w:type="dxa"/>
-              <w:start w:w="120" w:type="dxa"/>
-              <w:bottom w:w="80" w:type="dxa"/>
-              <w:end w:w="120" w:type="dxa"/>
-            </w:tcMar>
-          </w:tcPr>
-          <w:p>
-            <w:pPr>
-              <w:jc w:val="center"/>
-            </w:pPr>
-            <w:r>
-              <w:rPr>
-                <w:rFonts w:ascii="Calibri" w:hAnsi="Calibri" w:eastAsia="Calibri"/>
-                <w:sz w:val="17"/>
-              </w:rPr>
-              <w:t>Make comparison groups explicit</w:t>
-            </w:r>
-          </w:p>
-        </w:tc>
-        <w:tc>
-          <w:tcPr>
-            <w:tcW w:type="dxa" w:w="2654"/>
-            <w:vAlign w:val="center"/>
-            <w:tcMar>
-              <w:top w:w="80" w:type="dxa"/>
-              <w:start w:w="120" w:type="dxa"/>
-              <w:bottom w:w="80" w:type="dxa"/>
-              <w:end w:w="120" w:type="dxa"/>
-            </w:tcMar>
-          </w:tcPr>
-          <w:p>
-            <w:pPr>
-              <w:jc w:val="center"/>
-            </w:pPr>
-            <w:r>
-              <w:rPr>
-                <w:rFonts w:ascii="Calibri" w:hAnsi="Calibri" w:eastAsia="Calibri"/>
-                <w:sz w:val="17"/>
-              </w:rPr>
-              <w:t>Methods and all tables</w:t>
-            </w:r>
-          </w:p>
-        </w:tc>
-        <w:tc>
-          <w:tcPr>
-            <w:tcW w:type="dxa" w:w="2656"/>
-            <w:vAlign w:val="center"/>
-            <w:tcMar>
-              <w:top w:w="80" w:type="dxa"/>
-              <w:start w:w="120" w:type="dxa"/>
-              <w:bottom w:w="80" w:type="dxa"/>
-              <w:end w:w="120" w:type="dxa"/>
-            </w:tcMar>
-          </w:tcPr>
-          <w:p>
-            <w:pPr>
-              <w:jc w:val="center"/>
-            </w:pPr>
-            <w:r>
-              <w:rPr>
-                <w:rFonts w:ascii="Calibri" w:hAnsi="Calibri" w:eastAsia="Calibri"/>
-                <w:sz w:val="17"/>
-              </w:rPr>
-              <w:t>Complete</w:t>
-            </w:r>
-          </w:p>
-        </w:tc>
-      </w:tr>
-      <w:tr>
-        <w:trPr>
-          <w:cantSplit/>
-        </w:trPr>
-        <w:tc>
-          <w:tcPr>
-            <w:tcW w:type="dxa" w:w="1396"/>
-            <w:vAlign w:val="center"/>
-            <w:tcMar>
-              <w:top w:w="80" w:type="dxa"/>
-              <w:start w:w="120" w:type="dxa"/>
-              <w:bottom w:w="80" w:type="dxa"/>
-              <w:end w:w="120" w:type="dxa"/>
-            </w:tcMar>
-          </w:tcPr>
-          <w:p>
-            <w:pPr>
-              <w:jc w:val="left"/>
-            </w:pPr>
-            <w:r>
-              <w:rPr>
-                <w:rFonts w:ascii="Calibri" w:hAnsi="Calibri" w:eastAsia="Calibri"/>
-                <w:sz w:val="17"/>
-              </w:rPr>
-              <w:t>17</w:t>
-            </w:r>
-          </w:p>
-        </w:tc>
-        <w:tc>
-          <w:tcPr>
-            <w:tcW w:type="dxa" w:w="2654"/>
-            <w:vAlign w:val="center"/>
-            <w:tcMar>
-              <w:top w:w="80" w:type="dxa"/>
-              <w:start w:w="120" w:type="dxa"/>
-              <w:bottom w:w="80" w:type="dxa"/>
-              <w:end w:w="120" w:type="dxa"/>
-            </w:tcMar>
-          </w:tcPr>
-          <w:p>
-            <w:pPr>
-              <w:jc w:val="center"/>
-            </w:pPr>
-            <w:r>
-              <w:rPr>
-                <w:rFonts w:ascii="Calibri" w:hAnsi="Calibri" w:eastAsia="Calibri"/>
-                <w:sz w:val="17"/>
-              </w:rPr>
-              <w:t>Discuss limitations of data and methods</w:t>
-            </w:r>
-          </w:p>
-        </w:tc>
-        <w:tc>
-          <w:tcPr>
-            <w:tcW w:type="dxa" w:w="2654"/>
-            <w:vAlign w:val="center"/>
-            <w:tcMar>
-              <w:top w:w="80" w:type="dxa"/>
-              <w:start w:w="120" w:type="dxa"/>
-              <w:bottom w:w="80" w:type="dxa"/>
-              <w:end w:w="120" w:type="dxa"/>
-            </w:tcMar>
-          </w:tcPr>
-          <w:p>
-            <w:pPr>
-              <w:jc w:val="center"/>
-            </w:pPr>
-            <w:r>
-              <w:rPr>
-                <w:rFonts w:ascii="Calibri" w:hAnsi="Calibri" w:eastAsia="Calibri"/>
-                <w:sz w:val="17"/>
-              </w:rPr>
-              <w:t>Discussion: Strengths and limitations</w:t>
-            </w:r>
-          </w:p>
-        </w:tc>
-        <w:tc>
-          <w:tcPr>
-            <w:tcW w:type="dxa" w:w="2656"/>
-            <w:vAlign w:val="center"/>
-            <w:tcMar>
-              <w:top w:w="80" w:type="dxa"/>
-              <w:start w:w="120" w:type="dxa"/>
-              <w:bottom w:w="80" w:type="dxa"/>
-              <w:end w:w="120" w:type="dxa"/>
-            </w:tcMar>
-          </w:tcPr>
-          <w:p>
-            <w:pPr>
-              <w:jc w:val="center"/>
-            </w:pPr>
-            <w:r>
-              <w:rPr>
-                <w:rFonts w:ascii="Calibri" w:hAnsi="Calibri" w:eastAsia="Calibri"/>
-                <w:sz w:val="17"/>
-              </w:rPr>
-              <w:t>Complete</w:t>
-            </w:r>
-          </w:p>
-        </w:tc>
-      </w:tr>
-      <w:tr>
-        <w:trPr>
-          <w:cantSplit/>
-        </w:trPr>
-        <w:tc>
-          <w:tcPr>
-            <w:tcW w:type="dxa" w:w="1396"/>
-            <w:vAlign w:val="center"/>
-            <w:tcMar>
-              <w:top w:w="80" w:type="dxa"/>
-              <w:start w:w="120" w:type="dxa"/>
-              <w:bottom w:w="80" w:type="dxa"/>
-              <w:end w:w="120" w:type="dxa"/>
-            </w:tcMar>
-          </w:tcPr>
-          <w:p>
-            <w:pPr>
-              <w:jc w:val="left"/>
-            </w:pPr>
-            <w:r>
-              <w:rPr>
-                <w:rFonts w:ascii="Calibri" w:hAnsi="Calibri" w:eastAsia="Calibri"/>
-                <w:sz w:val="17"/>
-              </w:rPr>
-              <w:t>18</w:t>
-            </w:r>
-          </w:p>
-        </w:tc>
-        <w:tc>
-          <w:tcPr>
-            <w:tcW w:type="dxa" w:w="2654"/>
-            <w:vAlign w:val="center"/>
-            <w:tcMar>
-              <w:top w:w="80" w:type="dxa"/>
-              <w:start w:w="120" w:type="dxa"/>
-              <w:bottom w:w="80" w:type="dxa"/>
-              <w:end w:w="120" w:type="dxa"/>
-            </w:tcMar>
-          </w:tcPr>
-          <w:p>
-            <w:pPr>
-              <w:jc w:val="center"/>
-            </w:pPr>
-            <w:r>
-              <w:rPr>
-                <w:rFonts w:ascii="Calibri" w:hAnsi="Calibri" w:eastAsia="Calibri"/>
-                <w:sz w:val="17"/>
-              </w:rPr>
-              <w:t>State interpretation and implications</w:t>
-            </w:r>
-          </w:p>
-        </w:tc>
-        <w:tc>
-          <w:tcPr>
-            <w:tcW w:type="dxa" w:w="2654"/>
-            <w:vAlign w:val="center"/>
-            <w:tcMar>
-              <w:top w:w="80" w:type="dxa"/>
-              <w:start w:w="120" w:type="dxa"/>
-              <w:bottom w:w="80" w:type="dxa"/>
-              <w:end w:w="120" w:type="dxa"/>
-            </w:tcMar>
-          </w:tcPr>
-          <w:p>
-            <w:pPr>
-              <w:jc w:val="center"/>
-            </w:pPr>
-            <w:r>
-              <w:rPr>
-                <w:rFonts w:ascii="Calibri" w:hAnsi="Calibri" w:eastAsia="Calibri"/>
-                <w:sz w:val="17"/>
-              </w:rPr>
-              <w:t>Discussion and Conclusions</w:t>
-            </w:r>
-          </w:p>
-        </w:tc>
-        <w:tc>
-          <w:tcPr>
-            <w:tcW w:type="dxa" w:w="2656"/>
-            <w:vAlign w:val="center"/>
-            <w:tcMar>
-              <w:top w:w="80" w:type="dxa"/>
-              <w:start w:w="120" w:type="dxa"/>
-              <w:bottom w:w="80" w:type="dxa"/>
-              <w:end w:w="120" w:type="dxa"/>
-            </w:tcMar>
-          </w:tcPr>
-          <w:p>
-            <w:pPr>
-              <w:jc w:val="center"/>
-            </w:pPr>
-            <w:r>
-              <w:rPr>
-                <w:rFonts w:ascii="Calibri" w:hAnsi="Calibri" w:eastAsia="Calibri"/>
-                <w:sz w:val="17"/>
-              </w:rPr>
-              <w:t>Complete</w:t>
+              <w:t>Manuscript pp. 17-18.</w:t>
             </w:r>
           </w:p>
         </w:tc>
       </w:tr>
     </w:tbl>
     <w:p/>
+    <w:p>
+      <w:r>
+        <w:t>All scientific and computational checklist controls were resolved. Author identities, declarations, and external archive metadata were excluded from this blinded generated package at the user's direction and must be supplied through the journal submission system if required.</w:t>
+      </w:r>
+    </w:p>
     <w:sectPr>
       <w:footerReference w:type="default" r:id="rId9"/>
       <w:pgSz w:w="12240" w:h="15840"/>
